--- a/ОАИП/laboratory_3/Laboratory Report №3 (task 8).docx
+++ b/ОАИП/laboratory_3/Laboratory Report №3 (task 8).docx
@@ -393,7 +393,6 @@
         <w:rPr>
           <w:i w:val="0"/>
           <w:iCs/>
-          <w:lang w:val="en-US"/>
         </w:rPr>
       </w:pPr>
       <w:r>
@@ -468,35 +467,7 @@
           <w:i w:val="0"/>
           <w:iCs/>
         </w:rPr>
-        <w:t>, научит</w:t>
-      </w:r>
-      <w:r>
-        <w:rPr>
-          <w:i w:val="0"/>
-          <w:iCs/>
-        </w:rPr>
-        <w:t>ь</w:t>
-      </w:r>
-      <w:r>
-        <w:rPr>
-          <w:i w:val="0"/>
-          <w:iCs/>
-        </w:rPr>
-        <w:t>ся реализовывать циклические алгоритмы. Изучив просте</w:t>
-      </w:r>
-      <w:r>
-        <w:rPr>
-          <w:i w:val="0"/>
-          <w:iCs/>
-        </w:rPr>
-        <w:t>й</w:t>
-      </w:r>
-      <w:r>
-        <w:rPr>
-          <w:i w:val="0"/>
-          <w:iCs/>
-        </w:rPr>
-        <w:t xml:space="preserve">шие средства отладки программ в среде </w:t>
+        <w:t xml:space="preserve">, научиться реализовывать циклические алгоритмы. Изучив простейшие средства отладки программ в среде </w:t>
       </w:r>
       <w:r>
         <w:rPr>
@@ -541,29 +512,7 @@
           <w:i w:val="0"/>
           <w:iCs/>
         </w:rPr>
-        <w:t xml:space="preserve">, составить и отладить </w:t>
-      </w:r>
-      <w:proofErr w:type="spellStart"/>
-      <w:r>
-        <w:rPr>
-          <w:i w:val="0"/>
-          <w:iCs/>
-        </w:rPr>
-        <w:t>пр</w:t>
-      </w:r>
-      <w:r>
-        <w:rPr>
-          <w:i w:val="0"/>
-          <w:iCs/>
-        </w:rPr>
-        <w:t>о</w:t>
-      </w:r>
-      <w:r>
-        <w:rPr>
-          <w:i w:val="0"/>
-          <w:iCs/>
-        </w:rPr>
-        <w:t>грамму.</w:t>
+        <w:t>, составить и отладить программу.</w:t>
       </w:r>
     </w:p>
     <w:p>
@@ -583,17 +532,7 @@
           <w:iCs/>
           <w:szCs w:val="28"/>
         </w:rPr>
-        <w:t>Вариан</w:t>
-      </w:r>
-      <w:proofErr w:type="spellEnd"/>
-      <w:r>
-        <w:rPr>
-          <w:rFonts w:cs="Times New Roman"/>
-          <w:i w:val="0"/>
-          <w:iCs/>
-          <w:szCs w:val="28"/>
-        </w:rPr>
-        <w:t>т №8.</w:t>
+        <w:t>Вариант №8.</w:t>
       </w:r>
     </w:p>
     <w:p>
@@ -679,39 +618,7 @@
           <w:iCs/>
           <w:szCs w:val="24"/>
         </w:rPr>
-        <w:t>, найти значения фун</w:t>
-      </w:r>
-      <w:r>
-        <w:rPr>
-          <w:i w:val="0"/>
-          <w:iCs/>
-          <w:szCs w:val="24"/>
-        </w:rPr>
-        <w:t>к</w:t>
-      </w:r>
-      <w:r>
-        <w:rPr>
-          <w:i w:val="0"/>
-          <w:iCs/>
-          <w:szCs w:val="24"/>
-        </w:rPr>
-        <w:t>ции Y(x), суммы S(x) и |Y(x)–S(x)| и вывести в виде та</w:t>
-      </w:r>
-      <w:r>
-        <w:rPr>
-          <w:i w:val="0"/>
-          <w:iCs/>
-          <w:szCs w:val="24"/>
-        </w:rPr>
-        <w:t>б</w:t>
-      </w:r>
-      <w:r>
-        <w:rPr>
-          <w:i w:val="0"/>
-          <w:iCs/>
-          <w:szCs w:val="24"/>
-        </w:rPr>
-        <w:t xml:space="preserve">лицы. Значения </w:t>
+        <w:t xml:space="preserve">, найти значения функции Y(x), суммы S(x) и |Y(x)–S(x)| и вывести в виде таблицы. Значения </w:t>
       </w:r>
       <w:r>
         <w:rPr>
@@ -747,87 +654,7 @@
           <w:iCs/>
           <w:szCs w:val="24"/>
         </w:rPr>
-        <w:t xml:space="preserve"> вводятся с клавиатуры. Так как значение S(x) является р</w:t>
-      </w:r>
-      <w:r>
-        <w:rPr>
-          <w:i w:val="0"/>
-          <w:iCs/>
-          <w:szCs w:val="24"/>
-        </w:rPr>
-        <w:t>я</w:t>
-      </w:r>
-      <w:r>
-        <w:rPr>
-          <w:i w:val="0"/>
-          <w:iCs/>
-          <w:szCs w:val="24"/>
-        </w:rPr>
-        <w:t>дом разложения функции Y(x), при правильном решении значения S и Y для заданного аргумента x (для те</w:t>
-      </w:r>
-      <w:r>
-        <w:rPr>
-          <w:i w:val="0"/>
-          <w:iCs/>
-          <w:szCs w:val="24"/>
-        </w:rPr>
-        <w:t>с</w:t>
-      </w:r>
-      <w:r>
-        <w:rPr>
-          <w:i w:val="0"/>
-          <w:iCs/>
-          <w:szCs w:val="24"/>
-        </w:rPr>
-        <w:t>товых значений исходных данных) должны совпадать в целой части и в первых двух-четырех позициях после десятичной то</w:t>
-      </w:r>
-      <w:r>
-        <w:rPr>
-          <w:i w:val="0"/>
-          <w:iCs/>
-          <w:szCs w:val="24"/>
-        </w:rPr>
-        <w:t>ч</w:t>
-      </w:r>
-      <w:r>
-        <w:rPr>
-          <w:i w:val="0"/>
-          <w:iCs/>
-          <w:szCs w:val="24"/>
-        </w:rPr>
-        <w:t>ки. Работу программы проверить для a = 0,1; b = 1,0; h = 0,1; значение параме</w:t>
-      </w:r>
-      <w:r>
-        <w:rPr>
-          <w:i w:val="0"/>
-          <w:iCs/>
-          <w:szCs w:val="24"/>
-        </w:rPr>
-        <w:t>т</w:t>
-      </w:r>
-      <w:r>
-        <w:rPr>
-          <w:i w:val="0"/>
-          <w:iCs/>
-          <w:szCs w:val="24"/>
-        </w:rPr>
-        <w:t>ра n в</w:t>
-      </w:r>
-      <w:r>
-        <w:rPr>
-          <w:i w:val="0"/>
-          <w:iCs/>
-          <w:szCs w:val="24"/>
-        </w:rPr>
-        <w:t>ы</w:t>
-      </w:r>
-      <w:r>
-        <w:rPr>
-          <w:i w:val="0"/>
-          <w:iCs/>
-          <w:szCs w:val="24"/>
-        </w:rPr>
-        <w:t>брать в зависимости от задания.</w:t>
+        <w:t xml:space="preserve"> вводятся с клавиатуры. Так как значение S(x) является рядом разложения функции Y(x), при правильном решении значения S и Y для заданного аргумента x (для тестовых значений исходных данных) должны совпадать в целой части и в первых двух-четырех позициях после десятичной точки. Работу программы проверить для a = 0,1; b = 1,0; h = 0,1; значение параметра n выбрать в зависимости от задания.</w:t>
       </w:r>
     </w:p>
     <w:p>
@@ -884,23 +711,23 @@
         <w:pStyle w:val="HTMLPreformatted"/>
         <w:rPr>
           <w:color w:val="BCBEC4"/>
-          <w:sz w:val="28"/>
-          <w:szCs w:val="28"/>
+          <w:sz w:val="24"/>
+          <w:szCs w:val="24"/>
         </w:rPr>
       </w:pPr>
       <w:r>
         <w:rPr>
           <w:color w:val="B3AE60"/>
-          <w:sz w:val="28"/>
-          <w:szCs w:val="28"/>
+          <w:sz w:val="24"/>
+          <w:szCs w:val="24"/>
         </w:rPr>
         <w:t xml:space="preserve">#include </w:t>
       </w:r>
       <w:r>
         <w:rPr>
           <w:color w:val="6AAB73"/>
-          <w:sz w:val="28"/>
-          <w:szCs w:val="28"/>
+          <w:sz w:val="24"/>
+          <w:szCs w:val="24"/>
         </w:rPr>
         <w:t>&lt;bits/</w:t>
       </w:r>
@@ -908,8 +735,8 @@
       <w:r>
         <w:rPr>
           <w:color w:val="6AAB73"/>
-          <w:sz w:val="28"/>
-          <w:szCs w:val="28"/>
+          <w:sz w:val="24"/>
+          <w:szCs w:val="24"/>
         </w:rPr>
         <w:t>stdc</w:t>
       </w:r>
@@ -917,56 +744,56 @@
       <w:r>
         <w:rPr>
           <w:color w:val="6AAB73"/>
-          <w:sz w:val="28"/>
-          <w:szCs w:val="28"/>
+          <w:sz w:val="24"/>
+          <w:szCs w:val="24"/>
         </w:rPr>
         <w:t>++.h&gt;</w:t>
       </w:r>
       <w:r>
         <w:rPr>
           <w:color w:val="6AAB73"/>
-          <w:sz w:val="28"/>
-          <w:szCs w:val="28"/>
+          <w:sz w:val="24"/>
+          <w:szCs w:val="24"/>
         </w:rPr>
         <w:br/>
       </w:r>
       <w:r>
         <w:rPr>
           <w:color w:val="CF8E6D"/>
-          <w:sz w:val="28"/>
-          <w:szCs w:val="28"/>
+          <w:sz w:val="24"/>
+          <w:szCs w:val="24"/>
         </w:rPr>
         <w:t xml:space="preserve">using namespace </w:t>
       </w:r>
       <w:r>
         <w:rPr>
           <w:color w:val="BCBEC4"/>
-          <w:sz w:val="28"/>
-          <w:szCs w:val="28"/>
+          <w:sz w:val="24"/>
+          <w:szCs w:val="24"/>
         </w:rPr>
         <w:t>std;</w:t>
       </w:r>
       <w:r>
         <w:rPr>
           <w:color w:val="BCBEC4"/>
-          <w:sz w:val="28"/>
-          <w:szCs w:val="28"/>
-        </w:rPr>
-        <w:br/>
-      </w:r>
-      <w:r>
-        <w:rPr>
-          <w:color w:val="BCBEC4"/>
-          <w:sz w:val="28"/>
-          <w:szCs w:val="28"/>
+          <w:sz w:val="24"/>
+          <w:szCs w:val="24"/>
+        </w:rPr>
+        <w:br/>
+      </w:r>
+      <w:r>
+        <w:rPr>
+          <w:color w:val="BCBEC4"/>
+          <w:sz w:val="24"/>
+          <w:szCs w:val="24"/>
         </w:rPr>
         <w:br/>
       </w:r>
       <w:r>
         <w:rPr>
           <w:color w:val="CF8E6D"/>
-          <w:sz w:val="28"/>
-          <w:szCs w:val="28"/>
+          <w:sz w:val="24"/>
+          <w:szCs w:val="24"/>
         </w:rPr>
         <w:t xml:space="preserve">long </w:t>
       </w:r>
@@ -974,8 +801,8 @@
       <w:r>
         <w:rPr>
           <w:color w:val="CF8E6D"/>
-          <w:sz w:val="28"/>
-          <w:szCs w:val="28"/>
+          <w:sz w:val="24"/>
+          <w:szCs w:val="24"/>
         </w:rPr>
         <w:t>long</w:t>
       </w:r>
@@ -983,17 +810,18 @@
       <w:r>
         <w:rPr>
           <w:color w:val="CF8E6D"/>
-          <w:sz w:val="28"/>
-          <w:szCs w:val="28"/>
+          <w:sz w:val="24"/>
+          <w:szCs w:val="24"/>
         </w:rPr>
         <w:t xml:space="preserve"> </w:t>
       </w:r>
       <w:proofErr w:type="spellStart"/>
+      <w:proofErr w:type="gramStart"/>
       <w:r>
         <w:rPr>
           <w:color w:val="56A8F5"/>
-          <w:sz w:val="28"/>
-          <w:szCs w:val="28"/>
+          <w:sz w:val="24"/>
+          <w:szCs w:val="24"/>
         </w:rPr>
         <w:t>factorialRecursive</w:t>
       </w:r>
@@ -1001,32 +829,33 @@
       <w:r>
         <w:rPr>
           <w:color w:val="BCBEC4"/>
-          <w:sz w:val="28"/>
-          <w:szCs w:val="28"/>
+          <w:sz w:val="24"/>
+          <w:szCs w:val="24"/>
         </w:rPr>
         <w:t>(</w:t>
       </w:r>
+      <w:proofErr w:type="gramEnd"/>
       <w:r>
         <w:rPr>
           <w:color w:val="CF8E6D"/>
-          <w:sz w:val="28"/>
-          <w:szCs w:val="28"/>
+          <w:sz w:val="24"/>
+          <w:szCs w:val="24"/>
         </w:rPr>
         <w:t xml:space="preserve">int </w:t>
       </w:r>
       <w:r>
         <w:rPr>
           <w:color w:val="BCBEC4"/>
-          <w:sz w:val="28"/>
-          <w:szCs w:val="28"/>
+          <w:sz w:val="24"/>
+          <w:szCs w:val="24"/>
         </w:rPr>
         <w:t>x) {</w:t>
       </w:r>
       <w:r>
         <w:rPr>
           <w:color w:val="BCBEC4"/>
-          <w:sz w:val="28"/>
-          <w:szCs w:val="28"/>
+          <w:sz w:val="24"/>
+          <w:szCs w:val="24"/>
         </w:rPr>
         <w:br/>
         <w:t xml:space="preserve">    </w:t>
@@ -1034,64 +863,64 @@
       <w:r>
         <w:rPr>
           <w:color w:val="CF8E6D"/>
-          <w:sz w:val="28"/>
-          <w:szCs w:val="28"/>
+          <w:sz w:val="24"/>
+          <w:szCs w:val="24"/>
         </w:rPr>
         <w:t xml:space="preserve">if </w:t>
       </w:r>
       <w:r>
         <w:rPr>
           <w:color w:val="BCBEC4"/>
-          <w:sz w:val="28"/>
-          <w:szCs w:val="28"/>
+          <w:sz w:val="24"/>
+          <w:szCs w:val="24"/>
         </w:rPr>
         <w:t xml:space="preserve">(x &lt;= </w:t>
       </w:r>
       <w:r>
         <w:rPr>
           <w:color w:val="2AACB8"/>
-          <w:sz w:val="28"/>
-          <w:szCs w:val="28"/>
+          <w:sz w:val="24"/>
+          <w:szCs w:val="24"/>
         </w:rPr>
         <w:t>1</w:t>
       </w:r>
       <w:r>
         <w:rPr>
           <w:color w:val="BCBEC4"/>
-          <w:sz w:val="28"/>
-          <w:szCs w:val="28"/>
+          <w:sz w:val="24"/>
+          <w:szCs w:val="24"/>
         </w:rPr>
         <w:t xml:space="preserve">) </w:t>
       </w:r>
       <w:r>
         <w:rPr>
           <w:color w:val="CF8E6D"/>
-          <w:sz w:val="28"/>
-          <w:szCs w:val="28"/>
+          <w:sz w:val="24"/>
+          <w:szCs w:val="24"/>
         </w:rPr>
         <w:t xml:space="preserve">return </w:t>
       </w:r>
       <w:r>
         <w:rPr>
           <w:color w:val="2AACB8"/>
-          <w:sz w:val="28"/>
-          <w:szCs w:val="28"/>
+          <w:sz w:val="24"/>
+          <w:szCs w:val="24"/>
         </w:rPr>
         <w:t>1</w:t>
       </w:r>
       <w:r>
         <w:rPr>
           <w:color w:val="BCBEC4"/>
-          <w:sz w:val="28"/>
-          <w:szCs w:val="28"/>
+          <w:sz w:val="24"/>
+          <w:szCs w:val="24"/>
         </w:rPr>
         <w:t>;</w:t>
       </w:r>
       <w:r>
         <w:rPr>
           <w:color w:val="BCBEC4"/>
-          <w:sz w:val="28"/>
-          <w:szCs w:val="28"/>
+          <w:sz w:val="24"/>
+          <w:szCs w:val="24"/>
         </w:rPr>
         <w:br/>
         <w:t xml:space="preserve">    </w:t>
@@ -1099,25 +928,26 @@
       <w:r>
         <w:rPr>
           <w:color w:val="CF8E6D"/>
-          <w:sz w:val="28"/>
-          <w:szCs w:val="28"/>
+          <w:sz w:val="24"/>
+          <w:szCs w:val="24"/>
         </w:rPr>
         <w:t xml:space="preserve">return </w:t>
       </w:r>
       <w:r>
         <w:rPr>
           <w:color w:val="BCBEC4"/>
-          <w:sz w:val="28"/>
-          <w:szCs w:val="28"/>
+          <w:sz w:val="24"/>
+          <w:szCs w:val="24"/>
         </w:rPr>
         <w:t xml:space="preserve">x + </w:t>
       </w:r>
       <w:proofErr w:type="spellStart"/>
+      <w:proofErr w:type="gramStart"/>
       <w:r>
         <w:rPr>
           <w:color w:val="56A8F5"/>
-          <w:sz w:val="28"/>
-          <w:szCs w:val="28"/>
+          <w:sz w:val="24"/>
+          <w:szCs w:val="24"/>
         </w:rPr>
         <w:t>factorialRecursive</w:t>
       </w:r>
@@ -1125,32 +955,41 @@
       <w:r>
         <w:rPr>
           <w:color w:val="BCBEC4"/>
-          <w:sz w:val="28"/>
-          <w:szCs w:val="28"/>
-        </w:rPr>
-        <w:t xml:space="preserve">(x - </w:t>
+          <w:sz w:val="24"/>
+          <w:szCs w:val="24"/>
+        </w:rPr>
+        <w:t>(</w:t>
+      </w:r>
+      <w:proofErr w:type="gramEnd"/>
+      <w:r>
+        <w:rPr>
+          <w:color w:val="BCBEC4"/>
+          <w:sz w:val="24"/>
+          <w:szCs w:val="24"/>
+        </w:rPr>
+        <w:t xml:space="preserve">x - </w:t>
       </w:r>
       <w:r>
         <w:rPr>
           <w:color w:val="2AACB8"/>
-          <w:sz w:val="28"/>
-          <w:szCs w:val="28"/>
+          <w:sz w:val="24"/>
+          <w:szCs w:val="24"/>
         </w:rPr>
         <w:t>1</w:t>
       </w:r>
       <w:r>
         <w:rPr>
           <w:color w:val="BCBEC4"/>
-          <w:sz w:val="28"/>
-          <w:szCs w:val="28"/>
+          <w:sz w:val="24"/>
+          <w:szCs w:val="24"/>
         </w:rPr>
         <w:t>);</w:t>
       </w:r>
       <w:r>
         <w:rPr>
           <w:color w:val="BCBEC4"/>
-          <w:sz w:val="28"/>
-          <w:szCs w:val="28"/>
+          <w:sz w:val="24"/>
+          <w:szCs w:val="24"/>
         </w:rPr>
         <w:br/>
         <w:t>}</w:t>
@@ -1158,48 +997,594 @@
       <w:r>
         <w:rPr>
           <w:color w:val="BCBEC4"/>
-          <w:sz w:val="28"/>
-          <w:szCs w:val="28"/>
-        </w:rPr>
-        <w:br/>
-      </w:r>
-      <w:r>
-        <w:rPr>
-          <w:color w:val="BCBEC4"/>
-          <w:sz w:val="28"/>
-          <w:szCs w:val="28"/>
+          <w:sz w:val="24"/>
+          <w:szCs w:val="24"/>
+        </w:rPr>
+        <w:br/>
+      </w:r>
+      <w:r>
+        <w:rPr>
+          <w:color w:val="BCBEC4"/>
+          <w:sz w:val="24"/>
+          <w:szCs w:val="24"/>
         </w:rPr>
         <w:br/>
       </w:r>
       <w:r>
         <w:rPr>
           <w:color w:val="CF8E6D"/>
-          <w:sz w:val="28"/>
-          <w:szCs w:val="28"/>
+          <w:sz w:val="24"/>
+          <w:szCs w:val="24"/>
+        </w:rPr>
+        <w:t xml:space="preserve">double </w:t>
+      </w:r>
+      <w:proofErr w:type="spellStart"/>
+      <w:proofErr w:type="gramStart"/>
+      <w:r>
+        <w:rPr>
+          <w:color w:val="56A8F5"/>
+          <w:sz w:val="24"/>
+          <w:szCs w:val="24"/>
+        </w:rPr>
+        <w:t>inputNumber</w:t>
+      </w:r>
+      <w:proofErr w:type="spellEnd"/>
+      <w:r>
+        <w:rPr>
+          <w:color w:val="BCBEC4"/>
+          <w:sz w:val="24"/>
+          <w:szCs w:val="24"/>
+        </w:rPr>
+        <w:t>(</w:t>
+      </w:r>
+      <w:proofErr w:type="gramEnd"/>
+      <w:r>
+        <w:rPr>
+          <w:color w:val="CF8E6D"/>
+          <w:sz w:val="24"/>
+          <w:szCs w:val="24"/>
+        </w:rPr>
+        <w:t xml:space="preserve">const </w:t>
+      </w:r>
+      <w:r>
+        <w:rPr>
+          <w:color w:val="BCBEC4"/>
+          <w:sz w:val="24"/>
+          <w:szCs w:val="24"/>
+        </w:rPr>
+        <w:t>string&amp; message) {</w:t>
+      </w:r>
+      <w:r>
+        <w:rPr>
+          <w:color w:val="BCBEC4"/>
+          <w:sz w:val="24"/>
+          <w:szCs w:val="24"/>
+        </w:rPr>
+        <w:br/>
+        <w:t xml:space="preserve">    string input;</w:t>
+      </w:r>
+      <w:r>
+        <w:rPr>
+          <w:color w:val="BCBEC4"/>
+          <w:sz w:val="24"/>
+          <w:szCs w:val="24"/>
+        </w:rPr>
+        <w:br/>
+        <w:t xml:space="preserve">    </w:t>
+      </w:r>
+      <w:r>
+        <w:rPr>
+          <w:color w:val="CF8E6D"/>
+          <w:sz w:val="24"/>
+          <w:szCs w:val="24"/>
+        </w:rPr>
+        <w:t xml:space="preserve">double </w:t>
+      </w:r>
+      <w:r>
+        <w:rPr>
+          <w:color w:val="BCBEC4"/>
+          <w:sz w:val="24"/>
+          <w:szCs w:val="24"/>
+        </w:rPr>
+        <w:t>number;</w:t>
+      </w:r>
+      <w:r>
+        <w:rPr>
+          <w:color w:val="BCBEC4"/>
+          <w:sz w:val="24"/>
+          <w:szCs w:val="24"/>
+        </w:rPr>
+        <w:br/>
+        <w:t xml:space="preserve">    </w:t>
+      </w:r>
+      <w:r>
+        <w:rPr>
+          <w:color w:val="CF8E6D"/>
+          <w:sz w:val="24"/>
+          <w:szCs w:val="24"/>
+        </w:rPr>
+        <w:t xml:space="preserve">char </w:t>
+      </w:r>
+      <w:r>
+        <w:rPr>
+          <w:color w:val="BCBEC4"/>
+          <w:sz w:val="24"/>
+          <w:szCs w:val="24"/>
+        </w:rPr>
+        <w:t>extra;</w:t>
+      </w:r>
+      <w:r>
+        <w:rPr>
+          <w:color w:val="BCBEC4"/>
+          <w:sz w:val="24"/>
+          <w:szCs w:val="24"/>
+        </w:rPr>
+        <w:br/>
+        <w:t xml:space="preserve">    </w:t>
+      </w:r>
+      <w:proofErr w:type="spellStart"/>
+      <w:r>
+        <w:rPr>
+          <w:color w:val="BCBEC4"/>
+          <w:sz w:val="24"/>
+          <w:szCs w:val="24"/>
+        </w:rPr>
+        <w:t>cout</w:t>
+      </w:r>
+      <w:proofErr w:type="spellEnd"/>
+      <w:r>
+        <w:rPr>
+          <w:color w:val="BCBEC4"/>
+          <w:sz w:val="24"/>
+          <w:szCs w:val="24"/>
+        </w:rPr>
+        <w:t xml:space="preserve"> </w:t>
+      </w:r>
+      <w:r>
+        <w:rPr>
+          <w:color w:val="57AAF7"/>
+          <w:sz w:val="24"/>
+          <w:szCs w:val="24"/>
+        </w:rPr>
+        <w:t xml:space="preserve">&lt;&lt; </w:t>
+      </w:r>
+      <w:r>
+        <w:rPr>
+          <w:color w:val="BCBEC4"/>
+          <w:sz w:val="24"/>
+          <w:szCs w:val="24"/>
+        </w:rPr>
+        <w:t>message;</w:t>
+      </w:r>
+      <w:r>
+        <w:rPr>
+          <w:color w:val="BCBEC4"/>
+          <w:sz w:val="24"/>
+          <w:szCs w:val="24"/>
+        </w:rPr>
+        <w:br/>
+      </w:r>
+      <w:r>
+        <w:rPr>
+          <w:color w:val="BCBEC4"/>
+          <w:sz w:val="24"/>
+          <w:szCs w:val="24"/>
+        </w:rPr>
+        <w:br/>
+        <w:t xml:space="preserve">    </w:t>
+      </w:r>
+      <w:proofErr w:type="spellStart"/>
+      <w:proofErr w:type="gramStart"/>
+      <w:r>
+        <w:rPr>
+          <w:color w:val="56A8F5"/>
+          <w:sz w:val="24"/>
+          <w:szCs w:val="24"/>
+        </w:rPr>
+        <w:t>getline</w:t>
+      </w:r>
+      <w:proofErr w:type="spellEnd"/>
+      <w:r>
+        <w:rPr>
+          <w:color w:val="BCBEC4"/>
+          <w:sz w:val="24"/>
+          <w:szCs w:val="24"/>
+        </w:rPr>
+        <w:t>(</w:t>
+      </w:r>
+      <w:proofErr w:type="spellStart"/>
+      <w:proofErr w:type="gramEnd"/>
+      <w:r>
+        <w:rPr>
+          <w:color w:val="BCBEC4"/>
+          <w:sz w:val="24"/>
+          <w:szCs w:val="24"/>
+        </w:rPr>
+        <w:t>cin</w:t>
+      </w:r>
+      <w:proofErr w:type="spellEnd"/>
+      <w:r>
+        <w:rPr>
+          <w:color w:val="BCBEC4"/>
+          <w:sz w:val="24"/>
+          <w:szCs w:val="24"/>
+        </w:rPr>
+        <w:t>, input);</w:t>
+      </w:r>
+      <w:r>
+        <w:rPr>
+          <w:color w:val="BCBEC4"/>
+          <w:sz w:val="24"/>
+          <w:szCs w:val="24"/>
+        </w:rPr>
+        <w:br/>
+      </w:r>
+      <w:r>
+        <w:rPr>
+          <w:color w:val="BCBEC4"/>
+          <w:sz w:val="24"/>
+          <w:szCs w:val="24"/>
+        </w:rPr>
+        <w:br/>
+        <w:t xml:space="preserve">    </w:t>
+      </w:r>
+      <w:proofErr w:type="spellStart"/>
+      <w:r>
+        <w:rPr>
+          <w:color w:val="BCBEC4"/>
+          <w:sz w:val="24"/>
+          <w:szCs w:val="24"/>
+        </w:rPr>
+        <w:t>stringstream</w:t>
+      </w:r>
+      <w:proofErr w:type="spellEnd"/>
+      <w:r>
+        <w:rPr>
+          <w:color w:val="BCBEC4"/>
+          <w:sz w:val="24"/>
+          <w:szCs w:val="24"/>
+        </w:rPr>
+        <w:t xml:space="preserve"> stream</w:t>
+      </w:r>
+      <w:r>
+        <w:rPr>
+          <w:color w:val="57AAF7"/>
+          <w:sz w:val="24"/>
+          <w:szCs w:val="24"/>
+        </w:rPr>
+        <w:t>(</w:t>
+      </w:r>
+      <w:r>
+        <w:rPr>
+          <w:color w:val="BCBEC4"/>
+          <w:sz w:val="24"/>
+          <w:szCs w:val="24"/>
+        </w:rPr>
+        <w:t>input</w:t>
+      </w:r>
+      <w:r>
+        <w:rPr>
+          <w:color w:val="57AAF7"/>
+          <w:sz w:val="24"/>
+          <w:szCs w:val="24"/>
+        </w:rPr>
+        <w:t>)</w:t>
+      </w:r>
+      <w:r>
+        <w:rPr>
+          <w:color w:val="BCBEC4"/>
+          <w:sz w:val="24"/>
+          <w:szCs w:val="24"/>
+        </w:rPr>
+        <w:t>;</w:t>
+      </w:r>
+      <w:r>
+        <w:rPr>
+          <w:color w:val="BCBEC4"/>
+          <w:sz w:val="24"/>
+          <w:szCs w:val="24"/>
+        </w:rPr>
+        <w:br/>
+      </w:r>
+      <w:r>
+        <w:rPr>
+          <w:color w:val="BCBEC4"/>
+          <w:sz w:val="24"/>
+          <w:szCs w:val="24"/>
+        </w:rPr>
+        <w:br/>
+        <w:t xml:space="preserve">    </w:t>
+      </w:r>
+      <w:r>
+        <w:rPr>
+          <w:color w:val="CF8E6D"/>
+          <w:sz w:val="24"/>
+          <w:szCs w:val="24"/>
+        </w:rPr>
+        <w:t xml:space="preserve">if </w:t>
+      </w:r>
+      <w:r>
+        <w:rPr>
+          <w:color w:val="BCBEC4"/>
+          <w:sz w:val="24"/>
+          <w:szCs w:val="24"/>
+        </w:rPr>
+        <w:t xml:space="preserve">(stream </w:t>
+      </w:r>
+      <w:r>
+        <w:rPr>
+          <w:color w:val="57AAF7"/>
+          <w:sz w:val="24"/>
+          <w:szCs w:val="24"/>
+        </w:rPr>
+        <w:t xml:space="preserve">&gt;&gt; </w:t>
+      </w:r>
+      <w:r>
+        <w:rPr>
+          <w:color w:val="BCBEC4"/>
+          <w:sz w:val="24"/>
+          <w:szCs w:val="24"/>
+        </w:rPr>
+        <w:t>number &amp;</w:t>
+      </w:r>
+      <w:proofErr w:type="gramStart"/>
+      <w:r>
+        <w:rPr>
+          <w:color w:val="BCBEC4"/>
+          <w:sz w:val="24"/>
+          <w:szCs w:val="24"/>
+        </w:rPr>
+        <w:t xml:space="preserve">&amp; </w:t>
+      </w:r>
+      <w:r>
+        <w:rPr>
+          <w:color w:val="57AAF7"/>
+          <w:sz w:val="24"/>
+          <w:szCs w:val="24"/>
+        </w:rPr>
+        <w:t>!</w:t>
+      </w:r>
+      <w:proofErr w:type="gramEnd"/>
+      <w:r>
+        <w:rPr>
+          <w:color w:val="BCBEC4"/>
+          <w:sz w:val="24"/>
+          <w:szCs w:val="24"/>
+        </w:rPr>
+        <w:t xml:space="preserve">(stream </w:t>
+      </w:r>
+      <w:r>
+        <w:rPr>
+          <w:color w:val="57AAF7"/>
+          <w:sz w:val="24"/>
+          <w:szCs w:val="24"/>
+        </w:rPr>
+        <w:t xml:space="preserve">&gt;&gt; </w:t>
+      </w:r>
+      <w:r>
+        <w:rPr>
+          <w:color w:val="BCBEC4"/>
+          <w:sz w:val="24"/>
+          <w:szCs w:val="24"/>
+        </w:rPr>
+        <w:t>extra)) {</w:t>
+      </w:r>
+      <w:r>
+        <w:rPr>
+          <w:color w:val="BCBEC4"/>
+          <w:sz w:val="24"/>
+          <w:szCs w:val="24"/>
+        </w:rPr>
+        <w:br/>
+        <w:t xml:space="preserve">        </w:t>
+      </w:r>
+      <w:r>
+        <w:rPr>
+          <w:color w:val="CF8E6D"/>
+          <w:sz w:val="24"/>
+          <w:szCs w:val="24"/>
+        </w:rPr>
+        <w:t xml:space="preserve">return </w:t>
+      </w:r>
+      <w:r>
+        <w:rPr>
+          <w:color w:val="BCBEC4"/>
+          <w:sz w:val="24"/>
+          <w:szCs w:val="24"/>
+        </w:rPr>
+        <w:t>number;</w:t>
+      </w:r>
+      <w:r>
+        <w:rPr>
+          <w:color w:val="BCBEC4"/>
+          <w:sz w:val="24"/>
+          <w:szCs w:val="24"/>
+        </w:rPr>
+        <w:br/>
+        <w:t xml:space="preserve">  </w:t>
+      </w:r>
+      <w:proofErr w:type="gramStart"/>
+      <w:r>
+        <w:rPr>
+          <w:color w:val="BCBEC4"/>
+          <w:sz w:val="24"/>
+          <w:szCs w:val="24"/>
+        </w:rPr>
+        <w:t xml:space="preserve">  }</w:t>
+      </w:r>
+      <w:proofErr w:type="gramEnd"/>
+      <w:r>
+        <w:rPr>
+          <w:color w:val="BCBEC4"/>
+          <w:sz w:val="24"/>
+          <w:szCs w:val="24"/>
+        </w:rPr>
+        <w:br/>
+      </w:r>
+      <w:r>
+        <w:rPr>
+          <w:color w:val="BCBEC4"/>
+          <w:sz w:val="24"/>
+          <w:szCs w:val="24"/>
+        </w:rPr>
+        <w:br/>
+        <w:t xml:space="preserve">    </w:t>
+      </w:r>
+      <w:proofErr w:type="spellStart"/>
+      <w:r>
+        <w:rPr>
+          <w:color w:val="BCBEC4"/>
+          <w:sz w:val="24"/>
+          <w:szCs w:val="24"/>
+        </w:rPr>
+        <w:t>cout</w:t>
+      </w:r>
+      <w:proofErr w:type="spellEnd"/>
+      <w:r>
+        <w:rPr>
+          <w:color w:val="BCBEC4"/>
+          <w:sz w:val="24"/>
+          <w:szCs w:val="24"/>
+        </w:rPr>
+        <w:t xml:space="preserve"> </w:t>
+      </w:r>
+      <w:r>
+        <w:rPr>
+          <w:color w:val="57AAF7"/>
+          <w:sz w:val="24"/>
+          <w:szCs w:val="24"/>
+        </w:rPr>
+        <w:t xml:space="preserve">&lt;&lt; </w:t>
+      </w:r>
+      <w:r>
+        <w:rPr>
+          <w:color w:val="6AAB73"/>
+          <w:sz w:val="24"/>
+          <w:szCs w:val="24"/>
+        </w:rPr>
+        <w:t>"Invalid input. Please enter a number.</w:t>
+      </w:r>
+      <w:r>
+        <w:rPr>
+          <w:color w:val="CF8E6D"/>
+          <w:sz w:val="24"/>
+          <w:szCs w:val="24"/>
+        </w:rPr>
+        <w:t>\n</w:t>
+      </w:r>
+      <w:r>
+        <w:rPr>
+          <w:color w:val="6AAB73"/>
+          <w:sz w:val="24"/>
+          <w:szCs w:val="24"/>
+        </w:rPr>
+        <w:t>"</w:t>
+      </w:r>
+      <w:r>
+        <w:rPr>
+          <w:color w:val="BCBEC4"/>
+          <w:sz w:val="24"/>
+          <w:szCs w:val="24"/>
+        </w:rPr>
+        <w:t>;</w:t>
+      </w:r>
+      <w:r>
+        <w:rPr>
+          <w:color w:val="BCBEC4"/>
+          <w:sz w:val="24"/>
+          <w:szCs w:val="24"/>
+        </w:rPr>
+        <w:br/>
+      </w:r>
+      <w:r>
+        <w:rPr>
+          <w:color w:val="BCBEC4"/>
+          <w:sz w:val="24"/>
+          <w:szCs w:val="24"/>
+        </w:rPr>
+        <w:br/>
+        <w:t xml:space="preserve">    </w:t>
+      </w:r>
+      <w:r>
+        <w:rPr>
+          <w:color w:val="CF8E6D"/>
+          <w:sz w:val="24"/>
+          <w:szCs w:val="24"/>
+        </w:rPr>
+        <w:t xml:space="preserve">return </w:t>
+      </w:r>
+      <w:proofErr w:type="spellStart"/>
+      <w:r>
+        <w:rPr>
+          <w:color w:val="56A8F5"/>
+          <w:sz w:val="24"/>
+          <w:szCs w:val="24"/>
+        </w:rPr>
+        <w:t>inputNumber</w:t>
+      </w:r>
+      <w:proofErr w:type="spellEnd"/>
+      <w:r>
+        <w:rPr>
+          <w:color w:val="BCBEC4"/>
+          <w:sz w:val="24"/>
+          <w:szCs w:val="24"/>
+        </w:rPr>
+        <w:t>(message);</w:t>
+      </w:r>
+      <w:r>
+        <w:rPr>
+          <w:color w:val="BCBEC4"/>
+          <w:sz w:val="24"/>
+          <w:szCs w:val="24"/>
+        </w:rPr>
+        <w:br/>
+        <w:t>}</w:t>
+      </w:r>
+      <w:r>
+        <w:rPr>
+          <w:color w:val="BCBEC4"/>
+          <w:sz w:val="24"/>
+          <w:szCs w:val="24"/>
+        </w:rPr>
+        <w:br/>
+      </w:r>
+      <w:r>
+        <w:rPr>
+          <w:color w:val="BCBEC4"/>
+          <w:sz w:val="24"/>
+          <w:szCs w:val="24"/>
+        </w:rPr>
+        <w:br/>
+      </w:r>
+      <w:r>
+        <w:rPr>
+          <w:color w:val="CF8E6D"/>
+          <w:sz w:val="24"/>
+          <w:szCs w:val="24"/>
         </w:rPr>
         <w:t xml:space="preserve">int </w:t>
       </w:r>
       <w:r>
         <w:rPr>
           <w:color w:val="56A8F5"/>
-          <w:sz w:val="28"/>
-          <w:szCs w:val="28"/>
+          <w:sz w:val="24"/>
+          <w:szCs w:val="24"/>
         </w:rPr>
         <w:t>main</w:t>
       </w:r>
       <w:r>
         <w:rPr>
           <w:color w:val="BCBEC4"/>
-          <w:sz w:val="28"/>
-          <w:szCs w:val="28"/>
+          <w:sz w:val="24"/>
+          <w:szCs w:val="24"/>
         </w:rPr>
         <w:t>() {</w:t>
       </w:r>
       <w:r>
         <w:rPr>
           <w:color w:val="BCBEC4"/>
-          <w:sz w:val="28"/>
-          <w:szCs w:val="28"/>
+          <w:sz w:val="24"/>
+          <w:szCs w:val="24"/>
         </w:rPr>
         <w:br/>
         <w:t xml:space="preserve">    </w:t>
@@ -1207,42 +1592,261 @@
       <w:r>
         <w:rPr>
           <w:color w:val="CF8E6D"/>
-          <w:sz w:val="28"/>
-          <w:szCs w:val="28"/>
+          <w:sz w:val="24"/>
+          <w:szCs w:val="24"/>
         </w:rPr>
         <w:t xml:space="preserve">double </w:t>
       </w:r>
       <w:r>
         <w:rPr>
           <w:color w:val="BCBEC4"/>
-          <w:sz w:val="28"/>
-          <w:szCs w:val="28"/>
-        </w:rPr>
-        <w:t>a, b, h, n;</w:t>
-      </w:r>
-      <w:r>
-        <w:rPr>
-          <w:color w:val="BCBEC4"/>
-          <w:sz w:val="28"/>
-          <w:szCs w:val="28"/>
-        </w:rPr>
-        <w:br/>
-      </w:r>
-      <w:r>
-        <w:rPr>
-          <w:color w:val="BCBEC4"/>
-          <w:sz w:val="28"/>
-          <w:szCs w:val="28"/>
+          <w:sz w:val="24"/>
+          <w:szCs w:val="24"/>
+        </w:rPr>
+        <w:t xml:space="preserve">a = </w:t>
+      </w:r>
+      <w:proofErr w:type="spellStart"/>
+      <w:r>
+        <w:rPr>
+          <w:color w:val="56A8F5"/>
+          <w:sz w:val="24"/>
+          <w:szCs w:val="24"/>
+        </w:rPr>
+        <w:t>inputNumber</w:t>
+      </w:r>
+      <w:proofErr w:type="spellEnd"/>
+      <w:r>
+        <w:rPr>
+          <w:color w:val="BCBEC4"/>
+          <w:sz w:val="24"/>
+          <w:szCs w:val="24"/>
+        </w:rPr>
+        <w:t>(</w:t>
+      </w:r>
+      <w:r>
+        <w:rPr>
+          <w:color w:val="6AAB73"/>
+          <w:sz w:val="24"/>
+          <w:szCs w:val="24"/>
+        </w:rPr>
+        <w:t>"Please enter the value of a: "</w:t>
+      </w:r>
+      <w:r>
+        <w:rPr>
+          <w:color w:val="BCBEC4"/>
+          <w:sz w:val="24"/>
+          <w:szCs w:val="24"/>
+        </w:rPr>
+        <w:t>);</w:t>
+      </w:r>
+      <w:r>
+        <w:rPr>
+          <w:color w:val="BCBEC4"/>
+          <w:sz w:val="24"/>
+          <w:szCs w:val="24"/>
         </w:rPr>
         <w:br/>
         <w:t xml:space="preserve">    </w:t>
       </w:r>
+      <w:r>
+        <w:rPr>
+          <w:color w:val="CF8E6D"/>
+          <w:sz w:val="24"/>
+          <w:szCs w:val="24"/>
+        </w:rPr>
+        <w:t xml:space="preserve">double </w:t>
+      </w:r>
+      <w:r>
+        <w:rPr>
+          <w:color w:val="BCBEC4"/>
+          <w:sz w:val="24"/>
+          <w:szCs w:val="24"/>
+        </w:rPr>
+        <w:t xml:space="preserve">b = </w:t>
+      </w:r>
       <w:proofErr w:type="spellStart"/>
       <w:r>
         <w:rPr>
-          <w:color w:val="BCBEC4"/>
-          <w:sz w:val="28"/>
-          <w:szCs w:val="28"/>
+          <w:color w:val="56A8F5"/>
+          <w:sz w:val="24"/>
+          <w:szCs w:val="24"/>
+        </w:rPr>
+        <w:t>inputNumber</w:t>
+      </w:r>
+      <w:proofErr w:type="spellEnd"/>
+      <w:r>
+        <w:rPr>
+          <w:color w:val="BCBEC4"/>
+          <w:sz w:val="24"/>
+          <w:szCs w:val="24"/>
+        </w:rPr>
+        <w:t>(</w:t>
+      </w:r>
+      <w:r>
+        <w:rPr>
+          <w:color w:val="6AAB73"/>
+          <w:sz w:val="24"/>
+          <w:szCs w:val="24"/>
+        </w:rPr>
+        <w:t>"Please enter the value of b: "</w:t>
+      </w:r>
+      <w:r>
+        <w:rPr>
+          <w:color w:val="BCBEC4"/>
+          <w:sz w:val="24"/>
+          <w:szCs w:val="24"/>
+        </w:rPr>
+        <w:t>);</w:t>
+      </w:r>
+      <w:r>
+        <w:rPr>
+          <w:color w:val="BCBEC4"/>
+          <w:sz w:val="24"/>
+          <w:szCs w:val="24"/>
+        </w:rPr>
+        <w:br/>
+      </w:r>
+      <w:r>
+        <w:rPr>
+          <w:color w:val="BCBEC4"/>
+          <w:sz w:val="24"/>
+          <w:szCs w:val="24"/>
+        </w:rPr>
+        <w:lastRenderedPageBreak/>
+        <w:t xml:space="preserve">    </w:t>
+      </w:r>
+      <w:r>
+        <w:rPr>
+          <w:color w:val="CF8E6D"/>
+          <w:sz w:val="24"/>
+          <w:szCs w:val="24"/>
+        </w:rPr>
+        <w:t xml:space="preserve">double </w:t>
+      </w:r>
+      <w:r>
+        <w:rPr>
+          <w:color w:val="BCBEC4"/>
+          <w:sz w:val="24"/>
+          <w:szCs w:val="24"/>
+        </w:rPr>
+        <w:t xml:space="preserve">h = </w:t>
+      </w:r>
+      <w:proofErr w:type="spellStart"/>
+      <w:r>
+        <w:rPr>
+          <w:color w:val="56A8F5"/>
+          <w:sz w:val="24"/>
+          <w:szCs w:val="24"/>
+        </w:rPr>
+        <w:t>inputNumber</w:t>
+      </w:r>
+      <w:proofErr w:type="spellEnd"/>
+      <w:r>
+        <w:rPr>
+          <w:color w:val="BCBEC4"/>
+          <w:sz w:val="24"/>
+          <w:szCs w:val="24"/>
+        </w:rPr>
+        <w:t>(</w:t>
+      </w:r>
+      <w:r>
+        <w:rPr>
+          <w:color w:val="6AAB73"/>
+          <w:sz w:val="24"/>
+          <w:szCs w:val="24"/>
+        </w:rPr>
+        <w:t>"Please enter the value of h: "</w:t>
+      </w:r>
+      <w:r>
+        <w:rPr>
+          <w:color w:val="BCBEC4"/>
+          <w:sz w:val="24"/>
+          <w:szCs w:val="24"/>
+        </w:rPr>
+        <w:t>);</w:t>
+      </w:r>
+      <w:r>
+        <w:rPr>
+          <w:color w:val="BCBEC4"/>
+          <w:sz w:val="24"/>
+          <w:szCs w:val="24"/>
+        </w:rPr>
+        <w:br/>
+        <w:t xml:space="preserve">    </w:t>
+      </w:r>
+      <w:r>
+        <w:rPr>
+          <w:color w:val="CF8E6D"/>
+          <w:sz w:val="24"/>
+          <w:szCs w:val="24"/>
+        </w:rPr>
+        <w:t xml:space="preserve">double </w:t>
+      </w:r>
+      <w:r>
+        <w:rPr>
+          <w:color w:val="BCBEC4"/>
+          <w:sz w:val="24"/>
+          <w:szCs w:val="24"/>
+        </w:rPr>
+        <w:t xml:space="preserve">n = </w:t>
+      </w:r>
+      <w:proofErr w:type="spellStart"/>
+      <w:r>
+        <w:rPr>
+          <w:color w:val="56A8F5"/>
+          <w:sz w:val="24"/>
+          <w:szCs w:val="24"/>
+        </w:rPr>
+        <w:t>inputNumber</w:t>
+      </w:r>
+      <w:proofErr w:type="spellEnd"/>
+      <w:r>
+        <w:rPr>
+          <w:color w:val="BCBEC4"/>
+          <w:sz w:val="24"/>
+          <w:szCs w:val="24"/>
+        </w:rPr>
+        <w:t>(</w:t>
+      </w:r>
+      <w:r>
+        <w:rPr>
+          <w:color w:val="6AAB73"/>
+          <w:sz w:val="24"/>
+          <w:szCs w:val="24"/>
+        </w:rPr>
+        <w:t>"Please enter the value of n: "</w:t>
+      </w:r>
+      <w:r>
+        <w:rPr>
+          <w:color w:val="BCBEC4"/>
+          <w:sz w:val="24"/>
+          <w:szCs w:val="24"/>
+        </w:rPr>
+        <w:t>);</w:t>
+      </w:r>
+      <w:r>
+        <w:rPr>
+          <w:color w:val="BCBEC4"/>
+          <w:sz w:val="24"/>
+          <w:szCs w:val="24"/>
+        </w:rPr>
+        <w:br/>
+      </w:r>
+      <w:r>
+        <w:rPr>
+          <w:color w:val="BCBEC4"/>
+          <w:sz w:val="24"/>
+          <w:szCs w:val="24"/>
+        </w:rPr>
+        <w:br/>
+        <w:t xml:space="preserve">    </w:t>
+      </w:r>
+      <w:proofErr w:type="spellStart"/>
+      <w:r>
+        <w:rPr>
+          <w:color w:val="BCBEC4"/>
+          <w:sz w:val="24"/>
+          <w:szCs w:val="24"/>
         </w:rPr>
         <w:t>cout</w:t>
       </w:r>
@@ -1250,1480 +1854,1129 @@
       <w:r>
         <w:rPr>
           <w:color w:val="BCBEC4"/>
-          <w:sz w:val="28"/>
-          <w:szCs w:val="28"/>
+          <w:sz w:val="24"/>
+          <w:szCs w:val="24"/>
         </w:rPr>
         <w:t xml:space="preserve"> </w:t>
       </w:r>
       <w:r>
         <w:rPr>
           <w:color w:val="57AAF7"/>
-          <w:sz w:val="28"/>
-          <w:szCs w:val="28"/>
+          <w:sz w:val="24"/>
+          <w:szCs w:val="24"/>
         </w:rPr>
         <w:t xml:space="preserve">&lt;&lt; </w:t>
       </w:r>
       <w:r>
         <w:rPr>
+          <w:color w:val="56A8F5"/>
+          <w:sz w:val="24"/>
+          <w:szCs w:val="24"/>
+        </w:rPr>
+        <w:t xml:space="preserve">fixed </w:t>
+      </w:r>
+      <w:r>
+        <w:rPr>
+          <w:color w:val="57AAF7"/>
+          <w:sz w:val="24"/>
+          <w:szCs w:val="24"/>
+        </w:rPr>
+        <w:t xml:space="preserve">&lt;&lt; </w:t>
+      </w:r>
+      <w:proofErr w:type="spellStart"/>
+      <w:r>
+        <w:rPr>
+          <w:color w:val="56A8F5"/>
+          <w:sz w:val="24"/>
+          <w:szCs w:val="24"/>
+        </w:rPr>
+        <w:t>setprecision</w:t>
+      </w:r>
+      <w:proofErr w:type="spellEnd"/>
+      <w:r>
+        <w:rPr>
+          <w:color w:val="BCBEC4"/>
+          <w:sz w:val="24"/>
+          <w:szCs w:val="24"/>
+        </w:rPr>
+        <w:t>(</w:t>
+      </w:r>
+      <w:r>
+        <w:rPr>
+          <w:color w:val="2AACB8"/>
+          <w:sz w:val="24"/>
+          <w:szCs w:val="24"/>
+        </w:rPr>
+        <w:t>10</w:t>
+      </w:r>
+      <w:r>
+        <w:rPr>
+          <w:color w:val="BCBEC4"/>
+          <w:sz w:val="24"/>
+          <w:szCs w:val="24"/>
+        </w:rPr>
+        <w:t>);</w:t>
+      </w:r>
+      <w:r>
+        <w:rPr>
+          <w:color w:val="BCBEC4"/>
+          <w:sz w:val="24"/>
+          <w:szCs w:val="24"/>
+        </w:rPr>
+        <w:br/>
+      </w:r>
+      <w:r>
+        <w:rPr>
+          <w:color w:val="BCBEC4"/>
+          <w:sz w:val="24"/>
+          <w:szCs w:val="24"/>
+        </w:rPr>
+        <w:br/>
+        <w:t xml:space="preserve">    </w:t>
+      </w:r>
+      <w:proofErr w:type="spellStart"/>
+      <w:r>
+        <w:rPr>
+          <w:color w:val="BCBEC4"/>
+          <w:sz w:val="24"/>
+          <w:szCs w:val="24"/>
+        </w:rPr>
+        <w:t>cout</w:t>
+      </w:r>
+      <w:proofErr w:type="spellEnd"/>
+      <w:r>
+        <w:rPr>
+          <w:color w:val="BCBEC4"/>
+          <w:sz w:val="24"/>
+          <w:szCs w:val="24"/>
+        </w:rPr>
+        <w:t xml:space="preserve"> </w:t>
+      </w:r>
+      <w:r>
+        <w:rPr>
+          <w:color w:val="57AAF7"/>
+          <w:sz w:val="24"/>
+          <w:szCs w:val="24"/>
+        </w:rPr>
+        <w:t xml:space="preserve">&lt;&lt; </w:t>
+      </w:r>
+      <w:proofErr w:type="spellStart"/>
+      <w:r>
+        <w:rPr>
+          <w:color w:val="56A8F5"/>
+          <w:sz w:val="24"/>
+          <w:szCs w:val="24"/>
+        </w:rPr>
+        <w:t>setw</w:t>
+      </w:r>
+      <w:proofErr w:type="spellEnd"/>
+      <w:r>
+        <w:rPr>
+          <w:color w:val="BCBEC4"/>
+          <w:sz w:val="24"/>
+          <w:szCs w:val="24"/>
+        </w:rPr>
+        <w:t>(</w:t>
+      </w:r>
+      <w:r>
+        <w:rPr>
+          <w:color w:val="2AACB8"/>
+          <w:sz w:val="24"/>
+          <w:szCs w:val="24"/>
+        </w:rPr>
+        <w:t>10</w:t>
+      </w:r>
+      <w:r>
+        <w:rPr>
+          <w:color w:val="BCBEC4"/>
+          <w:sz w:val="24"/>
+          <w:szCs w:val="24"/>
+        </w:rPr>
+        <w:t xml:space="preserve">) </w:t>
+      </w:r>
+      <w:r>
+        <w:rPr>
+          <w:color w:val="57AAF7"/>
+          <w:sz w:val="24"/>
+          <w:szCs w:val="24"/>
+        </w:rPr>
+        <w:t xml:space="preserve">&lt;&lt; </w:t>
+      </w:r>
+      <w:r>
+        <w:rPr>
           <w:color w:val="6AAB73"/>
-          <w:sz w:val="28"/>
-          <w:szCs w:val="28"/>
-        </w:rPr>
-        <w:t>"Enter a: "</w:t>
-      </w:r>
-      <w:r>
-        <w:rPr>
-          <w:color w:val="BCBEC4"/>
-          <w:sz w:val="28"/>
-          <w:szCs w:val="28"/>
+          <w:sz w:val="24"/>
+          <w:szCs w:val="24"/>
+        </w:rPr>
+        <w:t>"x"</w:t>
+      </w:r>
+      <w:r>
+        <w:rPr>
+          <w:color w:val="6AAB73"/>
+          <w:sz w:val="24"/>
+          <w:szCs w:val="24"/>
+        </w:rPr>
+        <w:br/>
+        <w:t xml:space="preserve">         </w:t>
+      </w:r>
+      <w:r>
+        <w:rPr>
+          <w:color w:val="57AAF7"/>
+          <w:sz w:val="24"/>
+          <w:szCs w:val="24"/>
+        </w:rPr>
+        <w:t xml:space="preserve">&lt;&lt; </w:t>
+      </w:r>
+      <w:proofErr w:type="spellStart"/>
+      <w:r>
+        <w:rPr>
+          <w:color w:val="56A8F5"/>
+          <w:sz w:val="24"/>
+          <w:szCs w:val="24"/>
+        </w:rPr>
+        <w:t>setw</w:t>
+      </w:r>
+      <w:proofErr w:type="spellEnd"/>
+      <w:r>
+        <w:rPr>
+          <w:color w:val="BCBEC4"/>
+          <w:sz w:val="24"/>
+          <w:szCs w:val="24"/>
+        </w:rPr>
+        <w:t>(</w:t>
+      </w:r>
+      <w:r>
+        <w:rPr>
+          <w:color w:val="2AACB8"/>
+          <w:sz w:val="24"/>
+          <w:szCs w:val="24"/>
+        </w:rPr>
+        <w:t>21</w:t>
+      </w:r>
+      <w:r>
+        <w:rPr>
+          <w:color w:val="BCBEC4"/>
+          <w:sz w:val="24"/>
+          <w:szCs w:val="24"/>
+        </w:rPr>
+        <w:t xml:space="preserve">) </w:t>
+      </w:r>
+      <w:r>
+        <w:rPr>
+          <w:color w:val="57AAF7"/>
+          <w:sz w:val="24"/>
+          <w:szCs w:val="24"/>
+        </w:rPr>
+        <w:t xml:space="preserve">&lt;&lt; </w:t>
+      </w:r>
+      <w:r>
+        <w:rPr>
+          <w:color w:val="6AAB73"/>
+          <w:sz w:val="24"/>
+          <w:szCs w:val="24"/>
+        </w:rPr>
+        <w:t>"Y(x)"</w:t>
+      </w:r>
+      <w:r>
+        <w:rPr>
+          <w:color w:val="6AAB73"/>
+          <w:sz w:val="24"/>
+          <w:szCs w:val="24"/>
+        </w:rPr>
+        <w:br/>
+        <w:t xml:space="preserve">         </w:t>
+      </w:r>
+      <w:r>
+        <w:rPr>
+          <w:color w:val="57AAF7"/>
+          <w:sz w:val="24"/>
+          <w:szCs w:val="24"/>
+        </w:rPr>
+        <w:t xml:space="preserve">&lt;&lt; </w:t>
+      </w:r>
+      <w:proofErr w:type="spellStart"/>
+      <w:r>
+        <w:rPr>
+          <w:color w:val="56A8F5"/>
+          <w:sz w:val="24"/>
+          <w:szCs w:val="24"/>
+        </w:rPr>
+        <w:t>setw</w:t>
+      </w:r>
+      <w:proofErr w:type="spellEnd"/>
+      <w:r>
+        <w:rPr>
+          <w:color w:val="BCBEC4"/>
+          <w:sz w:val="24"/>
+          <w:szCs w:val="24"/>
+        </w:rPr>
+        <w:t>(</w:t>
+      </w:r>
+      <w:r>
+        <w:rPr>
+          <w:color w:val="2AACB8"/>
+          <w:sz w:val="24"/>
+          <w:szCs w:val="24"/>
+        </w:rPr>
+        <w:t>20</w:t>
+      </w:r>
+      <w:r>
+        <w:rPr>
+          <w:color w:val="BCBEC4"/>
+          <w:sz w:val="24"/>
+          <w:szCs w:val="24"/>
+        </w:rPr>
+        <w:t xml:space="preserve">) </w:t>
+      </w:r>
+      <w:r>
+        <w:rPr>
+          <w:color w:val="57AAF7"/>
+          <w:sz w:val="24"/>
+          <w:szCs w:val="24"/>
+        </w:rPr>
+        <w:t xml:space="preserve">&lt;&lt; </w:t>
+      </w:r>
+      <w:r>
+        <w:rPr>
+          <w:color w:val="6AAB73"/>
+          <w:sz w:val="24"/>
+          <w:szCs w:val="24"/>
+        </w:rPr>
+        <w:t>"S(x)"</w:t>
+      </w:r>
+      <w:r>
+        <w:rPr>
+          <w:color w:val="6AAB73"/>
+          <w:sz w:val="24"/>
+          <w:szCs w:val="24"/>
+        </w:rPr>
+        <w:br/>
+        <w:t xml:space="preserve">         </w:t>
+      </w:r>
+      <w:r>
+        <w:rPr>
+          <w:color w:val="57AAF7"/>
+          <w:sz w:val="24"/>
+          <w:szCs w:val="24"/>
+        </w:rPr>
+        <w:t xml:space="preserve">&lt;&lt; </w:t>
+      </w:r>
+      <w:proofErr w:type="spellStart"/>
+      <w:r>
+        <w:rPr>
+          <w:color w:val="56A8F5"/>
+          <w:sz w:val="24"/>
+          <w:szCs w:val="24"/>
+        </w:rPr>
+        <w:t>setw</w:t>
+      </w:r>
+      <w:proofErr w:type="spellEnd"/>
+      <w:r>
+        <w:rPr>
+          <w:color w:val="BCBEC4"/>
+          <w:sz w:val="24"/>
+          <w:szCs w:val="24"/>
+        </w:rPr>
+        <w:t>(</w:t>
+      </w:r>
+      <w:r>
+        <w:rPr>
+          <w:color w:val="2AACB8"/>
+          <w:sz w:val="24"/>
+          <w:szCs w:val="24"/>
+        </w:rPr>
+        <w:t>29</w:t>
+      </w:r>
+      <w:r>
+        <w:rPr>
+          <w:color w:val="BCBEC4"/>
+          <w:sz w:val="24"/>
+          <w:szCs w:val="24"/>
+        </w:rPr>
+        <w:t xml:space="preserve">) </w:t>
+      </w:r>
+      <w:r>
+        <w:rPr>
+          <w:color w:val="57AAF7"/>
+          <w:sz w:val="24"/>
+          <w:szCs w:val="24"/>
+        </w:rPr>
+        <w:t xml:space="preserve">&lt;&lt; </w:t>
+      </w:r>
+      <w:r>
+        <w:rPr>
+          <w:color w:val="6AAB73"/>
+          <w:sz w:val="24"/>
+          <w:szCs w:val="24"/>
+        </w:rPr>
+        <w:t>"|Y(x) - S(x)|"</w:t>
+      </w:r>
+      <w:r>
+        <w:rPr>
+          <w:color w:val="6AAB73"/>
+          <w:sz w:val="24"/>
+          <w:szCs w:val="24"/>
+        </w:rPr>
+        <w:br/>
+        <w:t xml:space="preserve">         </w:t>
+      </w:r>
+      <w:r>
+        <w:rPr>
+          <w:color w:val="57AAF7"/>
+          <w:sz w:val="24"/>
+          <w:szCs w:val="24"/>
+        </w:rPr>
+        <w:t xml:space="preserve">&lt;&lt; </w:t>
+      </w:r>
+      <w:proofErr w:type="spellStart"/>
+      <w:r>
+        <w:rPr>
+          <w:color w:val="56A8F5"/>
+          <w:sz w:val="24"/>
+          <w:szCs w:val="24"/>
+        </w:rPr>
+        <w:t>endl</w:t>
+      </w:r>
+      <w:proofErr w:type="spellEnd"/>
+      <w:r>
+        <w:rPr>
+          <w:color w:val="BCBEC4"/>
+          <w:sz w:val="24"/>
+          <w:szCs w:val="24"/>
         </w:rPr>
         <w:t>;</w:t>
       </w:r>
       <w:r>
         <w:rPr>
           <w:color w:val="BCBEC4"/>
-          <w:sz w:val="28"/>
-          <w:szCs w:val="28"/>
+          <w:sz w:val="24"/>
+          <w:szCs w:val="24"/>
+        </w:rPr>
+        <w:br/>
+      </w:r>
+      <w:r>
+        <w:rPr>
+          <w:color w:val="BCBEC4"/>
+          <w:sz w:val="24"/>
+          <w:szCs w:val="24"/>
+        </w:rPr>
+        <w:br/>
+        <w:t xml:space="preserve">   </w:t>
+      </w:r>
+      <w:r>
+        <w:rPr>
+          <w:color w:val="CF8E6D"/>
+          <w:sz w:val="24"/>
+          <w:szCs w:val="24"/>
+        </w:rPr>
+        <w:t xml:space="preserve">for </w:t>
+      </w:r>
+      <w:r>
+        <w:rPr>
+          <w:color w:val="BCBEC4"/>
+          <w:sz w:val="24"/>
+          <w:szCs w:val="24"/>
+        </w:rPr>
+        <w:t>(</w:t>
+      </w:r>
+      <w:r>
+        <w:rPr>
+          <w:color w:val="CF8E6D"/>
+          <w:sz w:val="24"/>
+          <w:szCs w:val="24"/>
+        </w:rPr>
+        <w:t xml:space="preserve">int </w:t>
+      </w:r>
+      <w:r>
+        <w:rPr>
+          <w:color w:val="BCBEC4"/>
+          <w:sz w:val="24"/>
+          <w:szCs w:val="24"/>
+        </w:rPr>
+        <w:t xml:space="preserve">k = </w:t>
+      </w:r>
+      <w:r>
+        <w:rPr>
+          <w:color w:val="2AACB8"/>
+          <w:sz w:val="24"/>
+          <w:szCs w:val="24"/>
+        </w:rPr>
+        <w:t>0</w:t>
+      </w:r>
+      <w:r>
+        <w:rPr>
+          <w:color w:val="BCBEC4"/>
+          <w:sz w:val="24"/>
+          <w:szCs w:val="24"/>
+        </w:rPr>
+        <w:t>; k &lt;= n; k++) {</w:t>
+      </w:r>
+      <w:r>
+        <w:rPr>
+          <w:color w:val="BCBEC4"/>
+          <w:sz w:val="24"/>
+          <w:szCs w:val="24"/>
+        </w:rPr>
+        <w:br/>
+        <w:t xml:space="preserve">       </w:t>
+      </w:r>
+      <w:r>
+        <w:rPr>
+          <w:color w:val="CF8E6D"/>
+          <w:sz w:val="24"/>
+          <w:szCs w:val="24"/>
+        </w:rPr>
+        <w:t xml:space="preserve">double </w:t>
+      </w:r>
+      <w:proofErr w:type="spellStart"/>
+      <w:r>
+        <w:rPr>
+          <w:color w:val="BCBEC4"/>
+          <w:sz w:val="24"/>
+          <w:szCs w:val="24"/>
+        </w:rPr>
+        <w:t>Yx</w:t>
+      </w:r>
+      <w:proofErr w:type="spellEnd"/>
+      <w:r>
+        <w:rPr>
+          <w:color w:val="BCBEC4"/>
+          <w:sz w:val="24"/>
+          <w:szCs w:val="24"/>
+        </w:rPr>
+        <w:t xml:space="preserve"> = </w:t>
+      </w:r>
+      <w:r>
+        <w:rPr>
+          <w:color w:val="56A8F5"/>
+          <w:sz w:val="24"/>
+          <w:szCs w:val="24"/>
+        </w:rPr>
+        <w:t>exp</w:t>
+      </w:r>
+      <w:r>
+        <w:rPr>
+          <w:color w:val="BCBEC4"/>
+          <w:sz w:val="24"/>
+          <w:szCs w:val="24"/>
+        </w:rPr>
+        <w:t>(</w:t>
+      </w:r>
+      <w:r>
+        <w:rPr>
+          <w:color w:val="2AACB8"/>
+          <w:sz w:val="24"/>
+          <w:szCs w:val="24"/>
+        </w:rPr>
+        <w:t xml:space="preserve">2 </w:t>
+      </w:r>
+      <w:r>
+        <w:rPr>
+          <w:color w:val="BCBEC4"/>
+          <w:sz w:val="24"/>
+          <w:szCs w:val="24"/>
+        </w:rPr>
+        <w:t>* a);</w:t>
+      </w:r>
+      <w:r>
+        <w:rPr>
+          <w:color w:val="BCBEC4"/>
+          <w:sz w:val="24"/>
+          <w:szCs w:val="24"/>
+        </w:rPr>
+        <w:br/>
+        <w:t xml:space="preserve">       </w:t>
+      </w:r>
+      <w:r>
+        <w:rPr>
+          <w:color w:val="CF8E6D"/>
+          <w:sz w:val="24"/>
+          <w:szCs w:val="24"/>
+        </w:rPr>
+        <w:t xml:space="preserve">double </w:t>
+      </w:r>
+      <w:proofErr w:type="spellStart"/>
+      <w:r>
+        <w:rPr>
+          <w:color w:val="BCBEC4"/>
+          <w:sz w:val="24"/>
+          <w:szCs w:val="24"/>
+        </w:rPr>
+        <w:t>Sx</w:t>
+      </w:r>
+      <w:proofErr w:type="spellEnd"/>
+      <w:r>
+        <w:rPr>
+          <w:color w:val="BCBEC4"/>
+          <w:sz w:val="24"/>
+          <w:szCs w:val="24"/>
+        </w:rPr>
+        <w:t xml:space="preserve"> = </w:t>
+      </w:r>
+      <w:r>
+        <w:rPr>
+          <w:color w:val="56A8F5"/>
+          <w:sz w:val="24"/>
+          <w:szCs w:val="24"/>
+        </w:rPr>
+        <w:t>pow</w:t>
+      </w:r>
+      <w:r>
+        <w:rPr>
+          <w:color w:val="BCBEC4"/>
+          <w:sz w:val="24"/>
+          <w:szCs w:val="24"/>
+        </w:rPr>
+        <w:t>(</w:t>
+      </w:r>
+      <w:r>
+        <w:rPr>
+          <w:color w:val="2AACB8"/>
+          <w:sz w:val="24"/>
+          <w:szCs w:val="24"/>
+        </w:rPr>
+        <w:t xml:space="preserve">2 </w:t>
+      </w:r>
+      <w:r>
+        <w:rPr>
+          <w:color w:val="BCBEC4"/>
+          <w:sz w:val="24"/>
+          <w:szCs w:val="24"/>
+        </w:rPr>
+        <w:t xml:space="preserve">* a, k) / </w:t>
+      </w:r>
+      <w:proofErr w:type="spellStart"/>
+      <w:r>
+        <w:rPr>
+          <w:color w:val="56A8F5"/>
+          <w:sz w:val="24"/>
+          <w:szCs w:val="24"/>
+        </w:rPr>
+        <w:t>factorialRecursive</w:t>
+      </w:r>
+      <w:proofErr w:type="spellEnd"/>
+      <w:r>
+        <w:rPr>
+          <w:color w:val="BCBEC4"/>
+          <w:sz w:val="24"/>
+          <w:szCs w:val="24"/>
+        </w:rPr>
+        <w:t>(</w:t>
+      </w:r>
+      <w:r>
+        <w:rPr>
+          <w:color w:val="2AACB8"/>
+          <w:sz w:val="24"/>
+          <w:szCs w:val="24"/>
+        </w:rPr>
+        <w:t xml:space="preserve">2 </w:t>
+      </w:r>
+      <w:r>
+        <w:rPr>
+          <w:color w:val="BCBEC4"/>
+          <w:sz w:val="24"/>
+          <w:szCs w:val="24"/>
+        </w:rPr>
+        <w:t>* k);</w:t>
+      </w:r>
+      <w:r>
+        <w:rPr>
+          <w:color w:val="BCBEC4"/>
+          <w:sz w:val="24"/>
+          <w:szCs w:val="24"/>
+        </w:rPr>
+        <w:br/>
+        <w:t xml:space="preserve">       </w:t>
+      </w:r>
+      <w:r>
+        <w:rPr>
+          <w:color w:val="CF8E6D"/>
+          <w:sz w:val="24"/>
+          <w:szCs w:val="24"/>
+        </w:rPr>
+        <w:t xml:space="preserve">double </w:t>
+      </w:r>
+      <w:r>
+        <w:rPr>
+          <w:color w:val="BCBEC4"/>
+          <w:sz w:val="24"/>
+          <w:szCs w:val="24"/>
+        </w:rPr>
+        <w:t xml:space="preserve">YS = </w:t>
+      </w:r>
+      <w:r>
+        <w:rPr>
+          <w:color w:val="56A8F5"/>
+          <w:sz w:val="24"/>
+          <w:szCs w:val="24"/>
+        </w:rPr>
+        <w:t>abs</w:t>
+      </w:r>
+      <w:r>
+        <w:rPr>
+          <w:color w:val="BCBEC4"/>
+          <w:sz w:val="24"/>
+          <w:szCs w:val="24"/>
+        </w:rPr>
+        <w:t>(</w:t>
+      </w:r>
+      <w:proofErr w:type="spellStart"/>
+      <w:r>
+        <w:rPr>
+          <w:color w:val="BCBEC4"/>
+          <w:sz w:val="24"/>
+          <w:szCs w:val="24"/>
+        </w:rPr>
+        <w:t>Yx</w:t>
+      </w:r>
+      <w:proofErr w:type="spellEnd"/>
+      <w:r>
+        <w:rPr>
+          <w:color w:val="BCBEC4"/>
+          <w:sz w:val="24"/>
+          <w:szCs w:val="24"/>
+        </w:rPr>
+        <w:t xml:space="preserve"> - </w:t>
+      </w:r>
+      <w:proofErr w:type="spellStart"/>
+      <w:r>
+        <w:rPr>
+          <w:color w:val="BCBEC4"/>
+          <w:sz w:val="24"/>
+          <w:szCs w:val="24"/>
+        </w:rPr>
+        <w:t>Sx</w:t>
+      </w:r>
+      <w:proofErr w:type="spellEnd"/>
+      <w:r>
+        <w:rPr>
+          <w:color w:val="BCBEC4"/>
+          <w:sz w:val="24"/>
+          <w:szCs w:val="24"/>
+        </w:rPr>
+        <w:t>);</w:t>
+      </w:r>
+      <w:r>
+        <w:rPr>
+          <w:color w:val="BCBEC4"/>
+          <w:sz w:val="24"/>
+          <w:szCs w:val="24"/>
+        </w:rPr>
+        <w:br/>
+      </w:r>
+      <w:r>
+        <w:rPr>
+          <w:color w:val="BCBEC4"/>
+          <w:sz w:val="24"/>
+          <w:szCs w:val="24"/>
+        </w:rPr>
+        <w:br/>
+        <w:t xml:space="preserve">       </w:t>
+      </w:r>
+      <w:proofErr w:type="spellStart"/>
+      <w:r>
+        <w:rPr>
+          <w:color w:val="BCBEC4"/>
+          <w:sz w:val="24"/>
+          <w:szCs w:val="24"/>
+        </w:rPr>
+        <w:t>cout</w:t>
+      </w:r>
+      <w:proofErr w:type="spellEnd"/>
+      <w:r>
+        <w:rPr>
+          <w:color w:val="BCBEC4"/>
+          <w:sz w:val="24"/>
+          <w:szCs w:val="24"/>
+        </w:rPr>
+        <w:t xml:space="preserve"> </w:t>
+      </w:r>
+      <w:r>
+        <w:rPr>
+          <w:color w:val="57AAF7"/>
+          <w:sz w:val="24"/>
+          <w:szCs w:val="24"/>
+        </w:rPr>
+        <w:t xml:space="preserve">&lt;&lt; </w:t>
+      </w:r>
+      <w:proofErr w:type="spellStart"/>
+      <w:r>
+        <w:rPr>
+          <w:color w:val="56A8F5"/>
+          <w:sz w:val="24"/>
+          <w:szCs w:val="24"/>
+        </w:rPr>
+        <w:t>setw</w:t>
+      </w:r>
+      <w:proofErr w:type="spellEnd"/>
+      <w:r>
+        <w:rPr>
+          <w:color w:val="BCBEC4"/>
+          <w:sz w:val="24"/>
+          <w:szCs w:val="24"/>
+        </w:rPr>
+        <w:t>(</w:t>
+      </w:r>
+      <w:r>
+        <w:rPr>
+          <w:color w:val="2AACB8"/>
+          <w:sz w:val="24"/>
+          <w:szCs w:val="24"/>
+        </w:rPr>
+        <w:t>15</w:t>
+      </w:r>
+      <w:r>
+        <w:rPr>
+          <w:color w:val="BCBEC4"/>
+          <w:sz w:val="24"/>
+          <w:szCs w:val="24"/>
+        </w:rPr>
+        <w:t xml:space="preserve">) </w:t>
+      </w:r>
+      <w:r>
+        <w:rPr>
+          <w:color w:val="57AAF7"/>
+          <w:sz w:val="24"/>
+          <w:szCs w:val="24"/>
+        </w:rPr>
+        <w:t xml:space="preserve">&lt;&lt; </w:t>
+      </w:r>
+      <w:r>
+        <w:rPr>
+          <w:color w:val="BCBEC4"/>
+          <w:sz w:val="24"/>
+          <w:szCs w:val="24"/>
+        </w:rPr>
+        <w:t>a</w:t>
+      </w:r>
+      <w:r>
+        <w:rPr>
+          <w:color w:val="BCBEC4"/>
+          <w:sz w:val="24"/>
+          <w:szCs w:val="24"/>
+        </w:rPr>
+        <w:br/>
+        <w:t xml:space="preserve">       </w:t>
+      </w:r>
+      <w:r>
+        <w:rPr>
+          <w:color w:val="57AAF7"/>
+          <w:sz w:val="24"/>
+          <w:szCs w:val="24"/>
+        </w:rPr>
+        <w:t xml:space="preserve">&lt;&lt; </w:t>
+      </w:r>
+      <w:proofErr w:type="spellStart"/>
+      <w:r>
+        <w:rPr>
+          <w:color w:val="56A8F5"/>
+          <w:sz w:val="24"/>
+          <w:szCs w:val="24"/>
+        </w:rPr>
+        <w:t>setw</w:t>
+      </w:r>
+      <w:proofErr w:type="spellEnd"/>
+      <w:r>
+        <w:rPr>
+          <w:color w:val="BCBEC4"/>
+          <w:sz w:val="24"/>
+          <w:szCs w:val="24"/>
+        </w:rPr>
+        <w:t>(</w:t>
+      </w:r>
+      <w:r>
+        <w:rPr>
+          <w:color w:val="2AACB8"/>
+          <w:sz w:val="24"/>
+          <w:szCs w:val="24"/>
+        </w:rPr>
+        <w:t>20</w:t>
+      </w:r>
+      <w:r>
+        <w:rPr>
+          <w:color w:val="BCBEC4"/>
+          <w:sz w:val="24"/>
+          <w:szCs w:val="24"/>
+        </w:rPr>
+        <w:t xml:space="preserve">) </w:t>
+      </w:r>
+      <w:r>
+        <w:rPr>
+          <w:color w:val="57AAF7"/>
+          <w:sz w:val="24"/>
+          <w:szCs w:val="24"/>
+        </w:rPr>
+        <w:t xml:space="preserve">&lt;&lt; </w:t>
+      </w:r>
+      <w:proofErr w:type="spellStart"/>
+      <w:r>
+        <w:rPr>
+          <w:color w:val="BCBEC4"/>
+          <w:sz w:val="24"/>
+          <w:szCs w:val="24"/>
+        </w:rPr>
+        <w:t>Yx</w:t>
+      </w:r>
+      <w:proofErr w:type="spellEnd"/>
+      <w:r>
+        <w:rPr>
+          <w:color w:val="BCBEC4"/>
+          <w:sz w:val="24"/>
+          <w:szCs w:val="24"/>
+        </w:rPr>
+        <w:br/>
+        <w:t xml:space="preserve">       </w:t>
+      </w:r>
+      <w:r>
+        <w:rPr>
+          <w:color w:val="57AAF7"/>
+          <w:sz w:val="24"/>
+          <w:szCs w:val="24"/>
+        </w:rPr>
+        <w:t xml:space="preserve">&lt;&lt; </w:t>
+      </w:r>
+      <w:proofErr w:type="spellStart"/>
+      <w:r>
+        <w:rPr>
+          <w:color w:val="56A8F5"/>
+          <w:sz w:val="24"/>
+          <w:szCs w:val="24"/>
+        </w:rPr>
+        <w:t>setw</w:t>
+      </w:r>
+      <w:proofErr w:type="spellEnd"/>
+      <w:r>
+        <w:rPr>
+          <w:color w:val="BCBEC4"/>
+          <w:sz w:val="24"/>
+          <w:szCs w:val="24"/>
+        </w:rPr>
+        <w:t>(</w:t>
+      </w:r>
+      <w:r>
+        <w:rPr>
+          <w:color w:val="2AACB8"/>
+          <w:sz w:val="24"/>
+          <w:szCs w:val="24"/>
+        </w:rPr>
+        <w:t>20</w:t>
+      </w:r>
+      <w:r>
+        <w:rPr>
+          <w:color w:val="BCBEC4"/>
+          <w:sz w:val="24"/>
+          <w:szCs w:val="24"/>
+        </w:rPr>
+        <w:t xml:space="preserve">) </w:t>
+      </w:r>
+      <w:r>
+        <w:rPr>
+          <w:color w:val="57AAF7"/>
+          <w:sz w:val="24"/>
+          <w:szCs w:val="24"/>
+        </w:rPr>
+        <w:t xml:space="preserve">&lt;&lt; </w:t>
+      </w:r>
+      <w:proofErr w:type="spellStart"/>
+      <w:r>
+        <w:rPr>
+          <w:color w:val="BCBEC4"/>
+          <w:sz w:val="24"/>
+          <w:szCs w:val="24"/>
+        </w:rPr>
+        <w:t>Sx</w:t>
+      </w:r>
+      <w:proofErr w:type="spellEnd"/>
+      <w:r>
+        <w:rPr>
+          <w:color w:val="BCBEC4"/>
+          <w:sz w:val="24"/>
+          <w:szCs w:val="24"/>
+        </w:rPr>
+        <w:br/>
+        <w:t xml:space="preserve">       </w:t>
+      </w:r>
+      <w:r>
+        <w:rPr>
+          <w:color w:val="57AAF7"/>
+          <w:sz w:val="24"/>
+          <w:szCs w:val="24"/>
+        </w:rPr>
+        <w:t xml:space="preserve">&lt;&lt; </w:t>
+      </w:r>
+      <w:proofErr w:type="spellStart"/>
+      <w:r>
+        <w:rPr>
+          <w:color w:val="56A8F5"/>
+          <w:sz w:val="24"/>
+          <w:szCs w:val="24"/>
+        </w:rPr>
+        <w:t>setw</w:t>
+      </w:r>
+      <w:proofErr w:type="spellEnd"/>
+      <w:r>
+        <w:rPr>
+          <w:color w:val="BCBEC4"/>
+          <w:sz w:val="24"/>
+          <w:szCs w:val="24"/>
+        </w:rPr>
+        <w:t>(</w:t>
+      </w:r>
+      <w:r>
+        <w:rPr>
+          <w:color w:val="2AACB8"/>
+          <w:sz w:val="24"/>
+          <w:szCs w:val="24"/>
+        </w:rPr>
+        <w:t>25</w:t>
+      </w:r>
+      <w:r>
+        <w:rPr>
+          <w:color w:val="BCBEC4"/>
+          <w:sz w:val="24"/>
+          <w:szCs w:val="24"/>
+        </w:rPr>
+        <w:t xml:space="preserve">) </w:t>
+      </w:r>
+      <w:r>
+        <w:rPr>
+          <w:color w:val="57AAF7"/>
+          <w:sz w:val="24"/>
+          <w:szCs w:val="24"/>
+        </w:rPr>
+        <w:t xml:space="preserve">&lt;&lt; </w:t>
+      </w:r>
+      <w:r>
+        <w:rPr>
+          <w:color w:val="BCBEC4"/>
+          <w:sz w:val="24"/>
+          <w:szCs w:val="24"/>
+        </w:rPr>
+        <w:t>YS</w:t>
+      </w:r>
+      <w:r>
+        <w:rPr>
+          <w:color w:val="BCBEC4"/>
+          <w:sz w:val="24"/>
+          <w:szCs w:val="24"/>
+        </w:rPr>
+        <w:br/>
+        <w:t xml:space="preserve">       </w:t>
+      </w:r>
+      <w:r>
+        <w:rPr>
+          <w:color w:val="57AAF7"/>
+          <w:sz w:val="24"/>
+          <w:szCs w:val="24"/>
+        </w:rPr>
+        <w:t xml:space="preserve">&lt;&lt; </w:t>
+      </w:r>
+      <w:proofErr w:type="spellStart"/>
+      <w:r>
+        <w:rPr>
+          <w:color w:val="56A8F5"/>
+          <w:sz w:val="24"/>
+          <w:szCs w:val="24"/>
+        </w:rPr>
+        <w:t>endl</w:t>
+      </w:r>
+      <w:proofErr w:type="spellEnd"/>
+      <w:r>
+        <w:rPr>
+          <w:color w:val="BCBEC4"/>
+          <w:sz w:val="24"/>
+          <w:szCs w:val="24"/>
+        </w:rPr>
+        <w:t>;</w:t>
+      </w:r>
+      <w:r>
+        <w:rPr>
+          <w:color w:val="BCBEC4"/>
+          <w:sz w:val="24"/>
+          <w:szCs w:val="24"/>
+        </w:rPr>
+        <w:br/>
+      </w:r>
+      <w:r>
+        <w:rPr>
+          <w:color w:val="BCBEC4"/>
+          <w:sz w:val="24"/>
+          <w:szCs w:val="24"/>
+        </w:rPr>
+        <w:br/>
+        <w:t xml:space="preserve">       a = a &lt; b - h / </w:t>
+      </w:r>
+      <w:r>
+        <w:rPr>
+          <w:color w:val="2AACB8"/>
+          <w:sz w:val="24"/>
+          <w:szCs w:val="24"/>
+        </w:rPr>
+        <w:t xml:space="preserve">2 </w:t>
+      </w:r>
+      <w:r>
+        <w:rPr>
+          <w:color w:val="BCBEC4"/>
+          <w:sz w:val="24"/>
+          <w:szCs w:val="24"/>
+        </w:rPr>
+        <w:t>? a += h : a;</w:t>
+      </w:r>
+      <w:r>
+        <w:rPr>
+          <w:color w:val="BCBEC4"/>
+          <w:sz w:val="24"/>
+          <w:szCs w:val="24"/>
+        </w:rPr>
+        <w:br/>
+        <w:t xml:space="preserve">   }</w:t>
+      </w:r>
+      <w:r>
+        <w:rPr>
+          <w:color w:val="BCBEC4"/>
+          <w:sz w:val="24"/>
+          <w:szCs w:val="24"/>
+        </w:rPr>
+        <w:br/>
+      </w:r>
+      <w:r>
+        <w:rPr>
+          <w:color w:val="BCBEC4"/>
+          <w:sz w:val="24"/>
+          <w:szCs w:val="24"/>
         </w:rPr>
         <w:br/>
         <w:t xml:space="preserve">    </w:t>
       </w:r>
-      <w:proofErr w:type="spellStart"/>
-      <w:r>
-        <w:rPr>
-          <w:color w:val="BCBEC4"/>
-          <w:sz w:val="28"/>
-          <w:szCs w:val="28"/>
-        </w:rPr>
-        <w:t>cin</w:t>
-      </w:r>
-      <w:proofErr w:type="spellEnd"/>
-      <w:r>
-        <w:rPr>
-          <w:color w:val="BCBEC4"/>
-          <w:sz w:val="28"/>
-          <w:szCs w:val="28"/>
-        </w:rPr>
-        <w:t xml:space="preserve"> </w:t>
-      </w:r>
-      <w:r>
-        <w:rPr>
-          <w:color w:val="57AAF7"/>
-          <w:sz w:val="28"/>
-          <w:szCs w:val="28"/>
-        </w:rPr>
-        <w:t xml:space="preserve">&gt;&gt; </w:t>
-      </w:r>
-      <w:r>
-        <w:rPr>
-          <w:color w:val="BCBEC4"/>
-          <w:sz w:val="28"/>
-          <w:szCs w:val="28"/>
-        </w:rPr>
-        <w:t>a;</w:t>
-      </w:r>
-      <w:r>
-        <w:rPr>
-          <w:color w:val="BCBEC4"/>
-          <w:sz w:val="28"/>
-          <w:szCs w:val="28"/>
-        </w:rPr>
-        <w:br/>
-        <w:t xml:space="preserve">    </w:t>
-      </w:r>
-      <w:proofErr w:type="spellStart"/>
-      <w:r>
-        <w:rPr>
-          <w:color w:val="BCBEC4"/>
-          <w:sz w:val="28"/>
-          <w:szCs w:val="28"/>
-        </w:rPr>
-        <w:t>cout</w:t>
-      </w:r>
-      <w:proofErr w:type="spellEnd"/>
-      <w:r>
-        <w:rPr>
-          <w:color w:val="BCBEC4"/>
-          <w:sz w:val="28"/>
-          <w:szCs w:val="28"/>
-        </w:rPr>
-        <w:t xml:space="preserve"> </w:t>
-      </w:r>
-      <w:r>
-        <w:rPr>
-          <w:color w:val="57AAF7"/>
-          <w:sz w:val="28"/>
-          <w:szCs w:val="28"/>
-        </w:rPr>
-        <w:t xml:space="preserve">&lt;&lt; </w:t>
-      </w:r>
-      <w:r>
-        <w:rPr>
-          <w:color w:val="6AAB73"/>
-          <w:sz w:val="28"/>
-          <w:szCs w:val="28"/>
-        </w:rPr>
-        <w:t>"Enter b: "</w:t>
-      </w:r>
-      <w:r>
-        <w:rPr>
-          <w:color w:val="BCBEC4"/>
-          <w:sz w:val="28"/>
-          <w:szCs w:val="28"/>
+      <w:r>
+        <w:rPr>
+          <w:color w:val="CF8E6D"/>
+          <w:sz w:val="24"/>
+          <w:szCs w:val="24"/>
+        </w:rPr>
+        <w:t xml:space="preserve">return </w:t>
+      </w:r>
+      <w:r>
+        <w:rPr>
+          <w:color w:val="2AACB8"/>
+          <w:sz w:val="24"/>
+          <w:szCs w:val="24"/>
+        </w:rPr>
+        <w:t>0</w:t>
+      </w:r>
+      <w:r>
+        <w:rPr>
+          <w:color w:val="BCBEC4"/>
+          <w:sz w:val="24"/>
+          <w:szCs w:val="24"/>
         </w:rPr>
         <w:t>;</w:t>
       </w:r>
       <w:r>
         <w:rPr>
           <w:color w:val="BCBEC4"/>
-          <w:sz w:val="28"/>
-          <w:szCs w:val="28"/>
-        </w:rPr>
-        <w:br/>
-        <w:t xml:space="preserve">    </w:t>
-      </w:r>
-      <w:proofErr w:type="spellStart"/>
-      <w:r>
-        <w:rPr>
-          <w:color w:val="BCBEC4"/>
-          <w:sz w:val="28"/>
-          <w:szCs w:val="28"/>
-        </w:rPr>
-        <w:t>cin</w:t>
-      </w:r>
-      <w:proofErr w:type="spellEnd"/>
-      <w:r>
-        <w:rPr>
-          <w:color w:val="BCBEC4"/>
-          <w:sz w:val="28"/>
-          <w:szCs w:val="28"/>
-        </w:rPr>
-        <w:t xml:space="preserve"> </w:t>
-      </w:r>
-      <w:r>
-        <w:rPr>
-          <w:color w:val="57AAF7"/>
-          <w:sz w:val="28"/>
-          <w:szCs w:val="28"/>
-        </w:rPr>
-        <w:t xml:space="preserve">&gt;&gt; </w:t>
-      </w:r>
-      <w:r>
-        <w:rPr>
-          <w:color w:val="BCBEC4"/>
-          <w:sz w:val="28"/>
-          <w:szCs w:val="28"/>
-        </w:rPr>
-        <w:t>b;</w:t>
-      </w:r>
-      <w:r>
-        <w:rPr>
-          <w:color w:val="BCBEC4"/>
-          <w:sz w:val="28"/>
-          <w:szCs w:val="28"/>
-        </w:rPr>
-        <w:br/>
-        <w:t xml:space="preserve">    </w:t>
-      </w:r>
-      <w:proofErr w:type="spellStart"/>
-      <w:r>
-        <w:rPr>
-          <w:color w:val="BCBEC4"/>
-          <w:sz w:val="28"/>
-          <w:szCs w:val="28"/>
-        </w:rPr>
-        <w:t>cout</w:t>
-      </w:r>
-      <w:proofErr w:type="spellEnd"/>
-      <w:r>
-        <w:rPr>
-          <w:color w:val="BCBEC4"/>
-          <w:sz w:val="28"/>
-          <w:szCs w:val="28"/>
-        </w:rPr>
-        <w:t xml:space="preserve"> </w:t>
-      </w:r>
-      <w:r>
-        <w:rPr>
-          <w:color w:val="57AAF7"/>
-          <w:sz w:val="28"/>
-          <w:szCs w:val="28"/>
-        </w:rPr>
-        <w:t xml:space="preserve">&lt;&lt; </w:t>
-      </w:r>
-      <w:r>
-        <w:rPr>
-          <w:color w:val="6AAB73"/>
-          <w:sz w:val="28"/>
-          <w:szCs w:val="28"/>
-        </w:rPr>
-        <w:t>"Enter h: "</w:t>
-      </w:r>
-      <w:r>
-        <w:rPr>
-          <w:color w:val="BCBEC4"/>
-          <w:sz w:val="28"/>
-          <w:szCs w:val="28"/>
-        </w:rPr>
-        <w:t>;</w:t>
-      </w:r>
-      <w:r>
-        <w:rPr>
-          <w:color w:val="BCBEC4"/>
-          <w:sz w:val="28"/>
-          <w:szCs w:val="28"/>
-        </w:rPr>
-        <w:br/>
-        <w:t xml:space="preserve">    </w:t>
-      </w:r>
-      <w:proofErr w:type="spellStart"/>
-      <w:r>
-        <w:rPr>
-          <w:color w:val="BCBEC4"/>
-          <w:sz w:val="28"/>
-          <w:szCs w:val="28"/>
-        </w:rPr>
-        <w:t>cin</w:t>
-      </w:r>
-      <w:proofErr w:type="spellEnd"/>
-      <w:r>
-        <w:rPr>
-          <w:color w:val="BCBEC4"/>
-          <w:sz w:val="28"/>
-          <w:szCs w:val="28"/>
-        </w:rPr>
-        <w:t xml:space="preserve"> </w:t>
-      </w:r>
-      <w:r>
-        <w:rPr>
-          <w:color w:val="57AAF7"/>
-          <w:sz w:val="28"/>
-          <w:szCs w:val="28"/>
-        </w:rPr>
-        <w:t xml:space="preserve">&gt;&gt; </w:t>
-      </w:r>
-      <w:r>
-        <w:rPr>
-          <w:color w:val="BCBEC4"/>
-          <w:sz w:val="28"/>
-          <w:szCs w:val="28"/>
-        </w:rPr>
-        <w:t>h;</w:t>
-      </w:r>
-      <w:r>
-        <w:rPr>
-          <w:color w:val="BCBEC4"/>
-          <w:sz w:val="28"/>
-          <w:szCs w:val="28"/>
-        </w:rPr>
-        <w:br/>
-        <w:t xml:space="preserve">    </w:t>
-      </w:r>
-      <w:proofErr w:type="spellStart"/>
-      <w:r>
-        <w:rPr>
-          <w:color w:val="BCBEC4"/>
-          <w:sz w:val="28"/>
-          <w:szCs w:val="28"/>
-        </w:rPr>
-        <w:t>cout</w:t>
-      </w:r>
-      <w:proofErr w:type="spellEnd"/>
-      <w:r>
-        <w:rPr>
-          <w:color w:val="BCBEC4"/>
-          <w:sz w:val="28"/>
-          <w:szCs w:val="28"/>
-        </w:rPr>
-        <w:t xml:space="preserve"> </w:t>
-      </w:r>
-      <w:r>
-        <w:rPr>
-          <w:color w:val="57AAF7"/>
-          <w:sz w:val="28"/>
-          <w:szCs w:val="28"/>
-        </w:rPr>
-        <w:t xml:space="preserve">&lt;&lt; </w:t>
-      </w:r>
-      <w:r>
-        <w:rPr>
-          <w:color w:val="6AAB73"/>
-          <w:sz w:val="28"/>
-          <w:szCs w:val="28"/>
-        </w:rPr>
-        <w:t>"Enter n: "</w:t>
-      </w:r>
-      <w:r>
-        <w:rPr>
-          <w:color w:val="BCBEC4"/>
-          <w:sz w:val="28"/>
-          <w:szCs w:val="28"/>
-        </w:rPr>
-        <w:t>;</w:t>
-      </w:r>
-      <w:r>
-        <w:rPr>
-          <w:color w:val="BCBEC4"/>
-          <w:sz w:val="28"/>
-          <w:szCs w:val="28"/>
-        </w:rPr>
-        <w:br/>
-        <w:t xml:space="preserve">    </w:t>
-      </w:r>
-      <w:proofErr w:type="spellStart"/>
-      <w:r>
-        <w:rPr>
-          <w:color w:val="BCBEC4"/>
-          <w:sz w:val="28"/>
-          <w:szCs w:val="28"/>
-        </w:rPr>
-        <w:t>cin</w:t>
-      </w:r>
-      <w:proofErr w:type="spellEnd"/>
-      <w:r>
-        <w:rPr>
-          <w:color w:val="BCBEC4"/>
-          <w:sz w:val="28"/>
-          <w:szCs w:val="28"/>
-        </w:rPr>
-        <w:t xml:space="preserve"> </w:t>
-      </w:r>
-      <w:r>
-        <w:rPr>
-          <w:color w:val="57AAF7"/>
-          <w:sz w:val="28"/>
-          <w:szCs w:val="28"/>
-        </w:rPr>
-        <w:t xml:space="preserve">&gt;&gt; </w:t>
-      </w:r>
-      <w:r>
-        <w:rPr>
-          <w:color w:val="BCBEC4"/>
-          <w:sz w:val="28"/>
-          <w:szCs w:val="28"/>
-        </w:rPr>
-        <w:t>n;</w:t>
-      </w:r>
-      <w:r>
-        <w:rPr>
-          <w:color w:val="BCBEC4"/>
-          <w:sz w:val="28"/>
-          <w:szCs w:val="28"/>
-        </w:rPr>
-        <w:br/>
-      </w:r>
-      <w:r>
-        <w:rPr>
-          <w:color w:val="BCBEC4"/>
-          <w:sz w:val="28"/>
-          <w:szCs w:val="28"/>
-        </w:rPr>
-        <w:br/>
-        <w:t xml:space="preserve">    </w:t>
-      </w:r>
-      <w:proofErr w:type="spellStart"/>
-      <w:r>
-        <w:rPr>
-          <w:color w:val="BCBEC4"/>
-          <w:sz w:val="28"/>
-          <w:szCs w:val="28"/>
-        </w:rPr>
-        <w:t>cout</w:t>
-      </w:r>
-      <w:proofErr w:type="spellEnd"/>
-      <w:r>
-        <w:rPr>
-          <w:color w:val="BCBEC4"/>
-          <w:sz w:val="28"/>
-          <w:szCs w:val="28"/>
-        </w:rPr>
-        <w:t xml:space="preserve"> </w:t>
-      </w:r>
-      <w:r>
-        <w:rPr>
-          <w:color w:val="57AAF7"/>
-          <w:sz w:val="28"/>
-          <w:szCs w:val="28"/>
-        </w:rPr>
-        <w:t xml:space="preserve">&lt;&lt; </w:t>
-      </w:r>
-      <w:r>
-        <w:rPr>
-          <w:color w:val="56A8F5"/>
-          <w:sz w:val="28"/>
-          <w:szCs w:val="28"/>
-        </w:rPr>
-        <w:t xml:space="preserve">fixed </w:t>
-      </w:r>
-      <w:r>
-        <w:rPr>
-          <w:color w:val="57AAF7"/>
-          <w:sz w:val="28"/>
-          <w:szCs w:val="28"/>
-        </w:rPr>
-        <w:t xml:space="preserve">&lt;&lt; </w:t>
-      </w:r>
-      <w:proofErr w:type="spellStart"/>
-      <w:r>
-        <w:rPr>
-          <w:color w:val="56A8F5"/>
-          <w:sz w:val="28"/>
-          <w:szCs w:val="28"/>
-        </w:rPr>
-        <w:t>setprecision</w:t>
-      </w:r>
-      <w:proofErr w:type="spellEnd"/>
-      <w:r>
-        <w:rPr>
-          <w:color w:val="BCBEC4"/>
-          <w:sz w:val="28"/>
-          <w:szCs w:val="28"/>
-        </w:rPr>
-        <w:t>(</w:t>
-      </w:r>
-      <w:r>
-        <w:rPr>
-          <w:color w:val="2AACB8"/>
-          <w:sz w:val="28"/>
-          <w:szCs w:val="28"/>
-        </w:rPr>
-        <w:t>10</w:t>
-      </w:r>
-      <w:r>
-        <w:rPr>
-          <w:color w:val="BCBEC4"/>
-          <w:sz w:val="28"/>
-          <w:szCs w:val="28"/>
-        </w:rPr>
-        <w:t>);</w:t>
-      </w:r>
-      <w:r>
-        <w:rPr>
-          <w:color w:val="BCBEC4"/>
-          <w:sz w:val="28"/>
-          <w:szCs w:val="28"/>
-        </w:rPr>
-        <w:br/>
-      </w:r>
-      <w:r>
-        <w:rPr>
-          <w:color w:val="BCBEC4"/>
-          <w:sz w:val="28"/>
-          <w:szCs w:val="28"/>
-        </w:rPr>
-        <w:br/>
-        <w:t xml:space="preserve">    </w:t>
-      </w:r>
-      <w:proofErr w:type="spellStart"/>
-      <w:r>
-        <w:rPr>
-          <w:color w:val="BCBEC4"/>
-          <w:sz w:val="28"/>
-          <w:szCs w:val="28"/>
-        </w:rPr>
-        <w:t>cout</w:t>
-      </w:r>
-      <w:proofErr w:type="spellEnd"/>
-      <w:r>
-        <w:rPr>
-          <w:color w:val="BCBEC4"/>
-          <w:sz w:val="28"/>
-          <w:szCs w:val="28"/>
-        </w:rPr>
-        <w:t xml:space="preserve"> </w:t>
-      </w:r>
-      <w:r>
-        <w:rPr>
-          <w:color w:val="57AAF7"/>
-          <w:sz w:val="28"/>
-          <w:szCs w:val="28"/>
-        </w:rPr>
-        <w:t xml:space="preserve">&lt;&lt; </w:t>
-      </w:r>
-      <w:proofErr w:type="spellStart"/>
-      <w:r>
-        <w:rPr>
-          <w:color w:val="56A8F5"/>
-          <w:sz w:val="28"/>
-          <w:szCs w:val="28"/>
-        </w:rPr>
-        <w:t>setw</w:t>
-      </w:r>
-      <w:proofErr w:type="spellEnd"/>
-      <w:r>
-        <w:rPr>
-          <w:color w:val="BCBEC4"/>
-          <w:sz w:val="28"/>
-          <w:szCs w:val="28"/>
-        </w:rPr>
-        <w:t>(</w:t>
-      </w:r>
-      <w:r>
-        <w:rPr>
-          <w:color w:val="2AACB8"/>
-          <w:sz w:val="28"/>
-          <w:szCs w:val="28"/>
-        </w:rPr>
-        <w:t>10</w:t>
-      </w:r>
-      <w:r>
-        <w:rPr>
-          <w:color w:val="BCBEC4"/>
-          <w:sz w:val="28"/>
-          <w:szCs w:val="28"/>
-        </w:rPr>
-        <w:t xml:space="preserve">) </w:t>
-      </w:r>
-      <w:r>
-        <w:rPr>
-          <w:color w:val="57AAF7"/>
-          <w:sz w:val="28"/>
-          <w:szCs w:val="28"/>
-        </w:rPr>
-        <w:t xml:space="preserve">&lt;&lt; </w:t>
-      </w:r>
-      <w:r>
-        <w:rPr>
-          <w:color w:val="6AAB73"/>
-          <w:sz w:val="28"/>
-          <w:szCs w:val="28"/>
-        </w:rPr>
-        <w:t>"x"</w:t>
-      </w:r>
-      <w:r>
-        <w:rPr>
-          <w:color w:val="6AAB73"/>
-          <w:sz w:val="28"/>
-          <w:szCs w:val="28"/>
-        </w:rPr>
-        <w:br/>
-        <w:t xml:space="preserve">         </w:t>
-      </w:r>
-      <w:r>
-        <w:rPr>
-          <w:color w:val="57AAF7"/>
-          <w:sz w:val="28"/>
-          <w:szCs w:val="28"/>
-        </w:rPr>
-        <w:t xml:space="preserve">&lt;&lt; </w:t>
-      </w:r>
-      <w:proofErr w:type="spellStart"/>
-      <w:r>
-        <w:rPr>
-          <w:color w:val="56A8F5"/>
-          <w:sz w:val="28"/>
-          <w:szCs w:val="28"/>
-        </w:rPr>
-        <w:t>setw</w:t>
-      </w:r>
-      <w:proofErr w:type="spellEnd"/>
-      <w:r>
-        <w:rPr>
-          <w:color w:val="BCBEC4"/>
-          <w:sz w:val="28"/>
-          <w:szCs w:val="28"/>
-        </w:rPr>
-        <w:t>(</w:t>
-      </w:r>
-      <w:r>
-        <w:rPr>
-          <w:color w:val="2AACB8"/>
-          <w:sz w:val="28"/>
-          <w:szCs w:val="28"/>
-        </w:rPr>
-        <w:t>21</w:t>
-      </w:r>
-      <w:r>
-        <w:rPr>
-          <w:color w:val="BCBEC4"/>
-          <w:sz w:val="28"/>
-          <w:szCs w:val="28"/>
-        </w:rPr>
-        <w:t xml:space="preserve">) </w:t>
-      </w:r>
-      <w:r>
-        <w:rPr>
-          <w:color w:val="57AAF7"/>
-          <w:sz w:val="28"/>
-          <w:szCs w:val="28"/>
-        </w:rPr>
-        <w:t xml:space="preserve">&lt;&lt; </w:t>
-      </w:r>
-      <w:r>
-        <w:rPr>
-          <w:color w:val="6AAB73"/>
-          <w:sz w:val="28"/>
-          <w:szCs w:val="28"/>
-        </w:rPr>
-        <w:t>"Y(x)"</w:t>
-      </w:r>
-      <w:r>
-        <w:rPr>
-          <w:color w:val="6AAB73"/>
-          <w:sz w:val="28"/>
-          <w:szCs w:val="28"/>
-        </w:rPr>
-        <w:br/>
-        <w:t xml:space="preserve">         </w:t>
-      </w:r>
-      <w:r>
-        <w:rPr>
-          <w:color w:val="57AAF7"/>
-          <w:sz w:val="28"/>
-          <w:szCs w:val="28"/>
-        </w:rPr>
-        <w:t xml:space="preserve">&lt;&lt; </w:t>
-      </w:r>
-      <w:proofErr w:type="spellStart"/>
-      <w:r>
-        <w:rPr>
-          <w:color w:val="56A8F5"/>
-          <w:sz w:val="28"/>
-          <w:szCs w:val="28"/>
-        </w:rPr>
-        <w:t>setw</w:t>
-      </w:r>
-      <w:proofErr w:type="spellEnd"/>
-      <w:r>
-        <w:rPr>
-          <w:color w:val="BCBEC4"/>
-          <w:sz w:val="28"/>
-          <w:szCs w:val="28"/>
-        </w:rPr>
-        <w:t>(</w:t>
-      </w:r>
-      <w:r>
-        <w:rPr>
-          <w:color w:val="2AACB8"/>
-          <w:sz w:val="28"/>
-          <w:szCs w:val="28"/>
-        </w:rPr>
-        <w:t>200.</w:t>
-      </w:r>
-      <w:r>
-        <w:rPr>
-          <w:color w:val="BCBEC4"/>
-          <w:sz w:val="28"/>
-          <w:szCs w:val="28"/>
-        </w:rPr>
-        <w:t xml:space="preserve">) </w:t>
-      </w:r>
-      <w:r>
-        <w:rPr>
-          <w:color w:val="57AAF7"/>
-          <w:sz w:val="28"/>
-          <w:szCs w:val="28"/>
-        </w:rPr>
-        <w:t xml:space="preserve">&lt;&lt; </w:t>
-      </w:r>
-      <w:r>
-        <w:rPr>
-          <w:color w:val="6AAB73"/>
-          <w:sz w:val="28"/>
-          <w:szCs w:val="28"/>
-        </w:rPr>
-        <w:t>"S(x)"</w:t>
-      </w:r>
-      <w:r>
-        <w:rPr>
-          <w:color w:val="6AAB73"/>
-          <w:sz w:val="28"/>
-          <w:szCs w:val="28"/>
-        </w:rPr>
-        <w:br/>
-        <w:t xml:space="preserve">         </w:t>
-      </w:r>
-      <w:r>
-        <w:rPr>
-          <w:color w:val="57AAF7"/>
-          <w:sz w:val="28"/>
-          <w:szCs w:val="28"/>
-        </w:rPr>
-        <w:t xml:space="preserve">&lt;&lt; </w:t>
-      </w:r>
-      <w:proofErr w:type="spellStart"/>
-      <w:r>
-        <w:rPr>
-          <w:color w:val="56A8F5"/>
-          <w:sz w:val="28"/>
-          <w:szCs w:val="28"/>
-        </w:rPr>
-        <w:t>setw</w:t>
-      </w:r>
-      <w:proofErr w:type="spellEnd"/>
-      <w:r>
-        <w:rPr>
-          <w:color w:val="BCBEC4"/>
-          <w:sz w:val="28"/>
-          <w:szCs w:val="28"/>
-        </w:rPr>
-        <w:t>(</w:t>
-      </w:r>
-      <w:r>
-        <w:rPr>
-          <w:color w:val="2AACB8"/>
-          <w:sz w:val="28"/>
-          <w:szCs w:val="28"/>
-        </w:rPr>
-        <w:t>29</w:t>
-      </w:r>
-      <w:r>
-        <w:rPr>
-          <w:color w:val="BCBEC4"/>
-          <w:sz w:val="28"/>
-          <w:szCs w:val="28"/>
-        </w:rPr>
-        <w:t xml:space="preserve">) </w:t>
-      </w:r>
-      <w:r>
-        <w:rPr>
-          <w:color w:val="57AAF7"/>
-          <w:sz w:val="28"/>
-          <w:szCs w:val="28"/>
-        </w:rPr>
-        <w:t xml:space="preserve">&lt;&lt; </w:t>
-      </w:r>
-      <w:r>
-        <w:rPr>
-          <w:color w:val="6AAB73"/>
-          <w:sz w:val="28"/>
-          <w:szCs w:val="28"/>
-        </w:rPr>
-        <w:t>"|Y(x) - S(x)|"</w:t>
-      </w:r>
-      <w:r>
-        <w:rPr>
-          <w:color w:val="6AAB73"/>
-          <w:sz w:val="28"/>
-          <w:szCs w:val="28"/>
-        </w:rPr>
-        <w:br/>
-      </w:r>
-      <w:r>
-        <w:rPr>
-          <w:color w:val="6AAB73"/>
-          <w:sz w:val="28"/>
-          <w:szCs w:val="28"/>
-        </w:rPr>
-        <w:lastRenderedPageBreak/>
-        <w:t xml:space="preserve">         </w:t>
-      </w:r>
-      <w:r>
-        <w:rPr>
-          <w:color w:val="57AAF7"/>
-          <w:sz w:val="28"/>
-          <w:szCs w:val="28"/>
-        </w:rPr>
-        <w:t xml:space="preserve">&lt;&lt; </w:t>
-      </w:r>
-      <w:proofErr w:type="spellStart"/>
-      <w:r>
-        <w:rPr>
-          <w:color w:val="56A8F5"/>
-          <w:sz w:val="28"/>
-          <w:szCs w:val="28"/>
-        </w:rPr>
-        <w:t>endl</w:t>
-      </w:r>
-      <w:proofErr w:type="spellEnd"/>
-      <w:r>
-        <w:rPr>
-          <w:color w:val="BCBEC4"/>
-          <w:sz w:val="28"/>
-          <w:szCs w:val="28"/>
-        </w:rPr>
-        <w:t>;</w:t>
-      </w:r>
-      <w:r>
-        <w:rPr>
-          <w:color w:val="BCBEC4"/>
-          <w:sz w:val="28"/>
-          <w:szCs w:val="28"/>
-        </w:rPr>
-        <w:br/>
-      </w:r>
-      <w:r>
-        <w:rPr>
-          <w:color w:val="BCBEC4"/>
-          <w:sz w:val="28"/>
-          <w:szCs w:val="28"/>
-        </w:rPr>
-        <w:br/>
-        <w:t xml:space="preserve">   </w:t>
-      </w:r>
-      <w:r>
-        <w:rPr>
-          <w:color w:val="CF8E6D"/>
-          <w:sz w:val="28"/>
-          <w:szCs w:val="28"/>
-        </w:rPr>
-        <w:t xml:space="preserve">for </w:t>
-      </w:r>
-      <w:r>
-        <w:rPr>
-          <w:color w:val="BCBEC4"/>
-          <w:sz w:val="28"/>
-          <w:szCs w:val="28"/>
-        </w:rPr>
-        <w:t>(</w:t>
-      </w:r>
-      <w:r>
-        <w:rPr>
-          <w:color w:val="CF8E6D"/>
-          <w:sz w:val="28"/>
-          <w:szCs w:val="28"/>
-        </w:rPr>
-        <w:t xml:space="preserve">int </w:t>
-      </w:r>
-      <w:r>
-        <w:rPr>
-          <w:color w:val="BCBEC4"/>
-          <w:sz w:val="28"/>
-          <w:szCs w:val="28"/>
-        </w:rPr>
-        <w:t xml:space="preserve">k = </w:t>
-      </w:r>
-      <w:r>
-        <w:rPr>
-          <w:color w:val="2AACB8"/>
-          <w:sz w:val="28"/>
-          <w:szCs w:val="28"/>
-        </w:rPr>
-        <w:t>0</w:t>
-      </w:r>
-      <w:r>
-        <w:rPr>
-          <w:color w:val="BCBEC4"/>
-          <w:sz w:val="28"/>
-          <w:szCs w:val="28"/>
-        </w:rPr>
-        <w:t>; k &lt;= n; k++) {</w:t>
-      </w:r>
-      <w:r>
-        <w:rPr>
-          <w:color w:val="BCBEC4"/>
-          <w:sz w:val="28"/>
-          <w:szCs w:val="28"/>
-        </w:rPr>
-        <w:br/>
-        <w:t xml:space="preserve">       </w:t>
-      </w:r>
-      <w:r>
-        <w:rPr>
-          <w:color w:val="CF8E6D"/>
-          <w:sz w:val="28"/>
-          <w:szCs w:val="28"/>
-        </w:rPr>
-        <w:t xml:space="preserve">double </w:t>
-      </w:r>
-      <w:proofErr w:type="spellStart"/>
-      <w:r>
-        <w:rPr>
-          <w:color w:val="BCBEC4"/>
-          <w:sz w:val="28"/>
-          <w:szCs w:val="28"/>
-        </w:rPr>
-        <w:t>Yx</w:t>
-      </w:r>
-      <w:proofErr w:type="spellEnd"/>
-      <w:r>
-        <w:rPr>
-          <w:color w:val="BCBEC4"/>
-          <w:sz w:val="28"/>
-          <w:szCs w:val="28"/>
-        </w:rPr>
-        <w:t xml:space="preserve"> = </w:t>
-      </w:r>
-      <w:r>
-        <w:rPr>
-          <w:color w:val="56A8F5"/>
-          <w:sz w:val="28"/>
-          <w:szCs w:val="28"/>
-        </w:rPr>
-        <w:t>exp</w:t>
-      </w:r>
-      <w:r>
-        <w:rPr>
-          <w:color w:val="BCBEC4"/>
-          <w:sz w:val="28"/>
-          <w:szCs w:val="28"/>
-        </w:rPr>
-        <w:t>(</w:t>
-      </w:r>
-      <w:r>
-        <w:rPr>
-          <w:color w:val="2AACB8"/>
-          <w:sz w:val="28"/>
-          <w:szCs w:val="28"/>
-        </w:rPr>
-        <w:t xml:space="preserve">2 </w:t>
-      </w:r>
-      <w:r>
-        <w:rPr>
-          <w:color w:val="BCBEC4"/>
-          <w:sz w:val="28"/>
-          <w:szCs w:val="28"/>
-        </w:rPr>
-        <w:t>* a);</w:t>
-      </w:r>
-      <w:r>
-        <w:rPr>
-          <w:color w:val="BCBEC4"/>
-          <w:sz w:val="28"/>
-          <w:szCs w:val="28"/>
-        </w:rPr>
-        <w:br/>
-        <w:t xml:space="preserve">       </w:t>
-      </w:r>
-      <w:r>
-        <w:rPr>
-          <w:color w:val="CF8E6D"/>
-          <w:sz w:val="28"/>
-          <w:szCs w:val="28"/>
-        </w:rPr>
-        <w:t xml:space="preserve">double </w:t>
-      </w:r>
-      <w:proofErr w:type="spellStart"/>
-      <w:r>
-        <w:rPr>
-          <w:color w:val="BCBEC4"/>
-          <w:sz w:val="28"/>
-          <w:szCs w:val="28"/>
-        </w:rPr>
-        <w:t>Sx</w:t>
-      </w:r>
-      <w:proofErr w:type="spellEnd"/>
-      <w:r>
-        <w:rPr>
-          <w:color w:val="BCBEC4"/>
-          <w:sz w:val="28"/>
-          <w:szCs w:val="28"/>
-        </w:rPr>
-        <w:t xml:space="preserve"> = </w:t>
-      </w:r>
-      <w:r>
-        <w:rPr>
-          <w:color w:val="56A8F5"/>
-          <w:sz w:val="28"/>
-          <w:szCs w:val="28"/>
-        </w:rPr>
-        <w:t>pow</w:t>
-      </w:r>
-      <w:r>
-        <w:rPr>
-          <w:color w:val="BCBEC4"/>
-          <w:sz w:val="28"/>
-          <w:szCs w:val="28"/>
-        </w:rPr>
-        <w:t>(</w:t>
-      </w:r>
-      <w:r>
-        <w:rPr>
-          <w:color w:val="2AACB8"/>
-          <w:sz w:val="28"/>
-          <w:szCs w:val="28"/>
-        </w:rPr>
-        <w:t xml:space="preserve">2 </w:t>
-      </w:r>
-      <w:r>
-        <w:rPr>
-          <w:color w:val="BCBEC4"/>
-          <w:sz w:val="28"/>
-          <w:szCs w:val="28"/>
-        </w:rPr>
-        <w:t xml:space="preserve">* a, k) / </w:t>
-      </w:r>
-      <w:proofErr w:type="spellStart"/>
-      <w:r>
-        <w:rPr>
-          <w:color w:val="56A8F5"/>
-          <w:sz w:val="28"/>
-          <w:szCs w:val="28"/>
-        </w:rPr>
-        <w:t>factorialRecursive</w:t>
-      </w:r>
-      <w:proofErr w:type="spellEnd"/>
-      <w:r>
-        <w:rPr>
-          <w:color w:val="BCBEC4"/>
-          <w:sz w:val="28"/>
-          <w:szCs w:val="28"/>
-        </w:rPr>
-        <w:t>(</w:t>
-      </w:r>
-      <w:r>
-        <w:rPr>
-          <w:color w:val="2AACB8"/>
-          <w:sz w:val="28"/>
-          <w:szCs w:val="28"/>
-        </w:rPr>
-        <w:t xml:space="preserve">2 </w:t>
-      </w:r>
-      <w:r>
-        <w:rPr>
-          <w:color w:val="BCBEC4"/>
-          <w:sz w:val="28"/>
-          <w:szCs w:val="28"/>
-        </w:rPr>
-        <w:t>* k);</w:t>
-      </w:r>
-      <w:r>
-        <w:rPr>
-          <w:color w:val="BCBEC4"/>
-          <w:sz w:val="28"/>
-          <w:szCs w:val="28"/>
-        </w:rPr>
-        <w:br/>
-        <w:t xml:space="preserve">       </w:t>
-      </w:r>
-      <w:r>
-        <w:rPr>
-          <w:color w:val="CF8E6D"/>
-          <w:sz w:val="28"/>
-          <w:szCs w:val="28"/>
-        </w:rPr>
-        <w:t xml:space="preserve">double </w:t>
-      </w:r>
-      <w:r>
-        <w:rPr>
-          <w:color w:val="BCBEC4"/>
-          <w:sz w:val="28"/>
-          <w:szCs w:val="28"/>
-        </w:rPr>
-        <w:t xml:space="preserve">YS = </w:t>
-      </w:r>
-      <w:r>
-        <w:rPr>
-          <w:color w:val="56A8F5"/>
-          <w:sz w:val="28"/>
-          <w:szCs w:val="28"/>
-        </w:rPr>
-        <w:t>abs</w:t>
-      </w:r>
-      <w:r>
-        <w:rPr>
-          <w:color w:val="BCBEC4"/>
-          <w:sz w:val="28"/>
-          <w:szCs w:val="28"/>
-        </w:rPr>
-        <w:t>(</w:t>
-      </w:r>
-      <w:proofErr w:type="spellStart"/>
-      <w:r>
-        <w:rPr>
-          <w:color w:val="BCBEC4"/>
-          <w:sz w:val="28"/>
-          <w:szCs w:val="28"/>
-        </w:rPr>
-        <w:t>Yx</w:t>
-      </w:r>
-      <w:proofErr w:type="spellEnd"/>
-      <w:r>
-        <w:rPr>
-          <w:color w:val="BCBEC4"/>
-          <w:sz w:val="28"/>
-          <w:szCs w:val="28"/>
-        </w:rPr>
-        <w:t xml:space="preserve"> - </w:t>
-      </w:r>
-      <w:proofErr w:type="spellStart"/>
-      <w:r>
-        <w:rPr>
-          <w:color w:val="BCBEC4"/>
-          <w:sz w:val="28"/>
-          <w:szCs w:val="28"/>
-        </w:rPr>
-        <w:t>Sx</w:t>
-      </w:r>
-      <w:proofErr w:type="spellEnd"/>
-      <w:r>
-        <w:rPr>
-          <w:color w:val="BCBEC4"/>
-          <w:sz w:val="28"/>
-          <w:szCs w:val="28"/>
-        </w:rPr>
-        <w:t>);</w:t>
-      </w:r>
-      <w:r>
-        <w:rPr>
-          <w:color w:val="BCBEC4"/>
-          <w:sz w:val="28"/>
-          <w:szCs w:val="28"/>
-        </w:rPr>
-        <w:br/>
-      </w:r>
-      <w:r>
-        <w:rPr>
-          <w:color w:val="BCBEC4"/>
-          <w:sz w:val="28"/>
-          <w:szCs w:val="28"/>
-        </w:rPr>
-        <w:br/>
-        <w:t xml:space="preserve">       </w:t>
-      </w:r>
-      <w:proofErr w:type="spellStart"/>
-      <w:r>
-        <w:rPr>
-          <w:color w:val="BCBEC4"/>
-          <w:sz w:val="28"/>
-          <w:szCs w:val="28"/>
-        </w:rPr>
-        <w:t>cout</w:t>
-      </w:r>
-      <w:proofErr w:type="spellEnd"/>
-      <w:r>
-        <w:rPr>
-          <w:color w:val="BCBEC4"/>
-          <w:sz w:val="28"/>
-          <w:szCs w:val="28"/>
-        </w:rPr>
-        <w:t xml:space="preserve"> </w:t>
-      </w:r>
-      <w:r>
-        <w:rPr>
-          <w:color w:val="57AAF7"/>
-          <w:sz w:val="28"/>
-          <w:szCs w:val="28"/>
-        </w:rPr>
-        <w:t xml:space="preserve">&lt;&lt; </w:t>
-      </w:r>
-      <w:proofErr w:type="spellStart"/>
-      <w:r>
-        <w:rPr>
-          <w:color w:val="56A8F5"/>
-          <w:sz w:val="28"/>
-          <w:szCs w:val="28"/>
-        </w:rPr>
-        <w:t>setw</w:t>
-      </w:r>
-      <w:proofErr w:type="spellEnd"/>
-      <w:r>
-        <w:rPr>
-          <w:color w:val="BCBEC4"/>
-          <w:sz w:val="28"/>
-          <w:szCs w:val="28"/>
-        </w:rPr>
-        <w:t>(</w:t>
-      </w:r>
-      <w:r>
-        <w:rPr>
-          <w:color w:val="2AACB8"/>
-          <w:sz w:val="28"/>
-          <w:szCs w:val="28"/>
-        </w:rPr>
-        <w:t>15</w:t>
-      </w:r>
-      <w:r>
-        <w:rPr>
-          <w:color w:val="BCBEC4"/>
-          <w:sz w:val="28"/>
-          <w:szCs w:val="28"/>
-        </w:rPr>
-        <w:t xml:space="preserve">) </w:t>
-      </w:r>
-      <w:r>
-        <w:rPr>
-          <w:color w:val="57AAF7"/>
-          <w:sz w:val="28"/>
-          <w:szCs w:val="28"/>
-        </w:rPr>
-        <w:t xml:space="preserve">&lt;&lt; </w:t>
-      </w:r>
-      <w:r>
-        <w:rPr>
-          <w:color w:val="BCBEC4"/>
-          <w:sz w:val="28"/>
-          <w:szCs w:val="28"/>
-        </w:rPr>
-        <w:t>a</w:t>
-      </w:r>
-      <w:r>
-        <w:rPr>
-          <w:color w:val="BCBEC4"/>
-          <w:sz w:val="28"/>
-          <w:szCs w:val="28"/>
-        </w:rPr>
-        <w:br/>
-        <w:t xml:space="preserve">       </w:t>
-      </w:r>
-      <w:r>
-        <w:rPr>
-          <w:color w:val="57AAF7"/>
-          <w:sz w:val="28"/>
-          <w:szCs w:val="28"/>
-        </w:rPr>
-        <w:t xml:space="preserve">&lt;&lt; </w:t>
-      </w:r>
-      <w:proofErr w:type="spellStart"/>
-      <w:r>
-        <w:rPr>
-          <w:color w:val="56A8F5"/>
-          <w:sz w:val="28"/>
-          <w:szCs w:val="28"/>
-        </w:rPr>
-        <w:t>setw</w:t>
-      </w:r>
-      <w:proofErr w:type="spellEnd"/>
-      <w:r>
-        <w:rPr>
-          <w:color w:val="BCBEC4"/>
-          <w:sz w:val="28"/>
-          <w:szCs w:val="28"/>
-        </w:rPr>
-        <w:t>(</w:t>
-      </w:r>
-      <w:r>
-        <w:rPr>
-          <w:color w:val="2AACB8"/>
-          <w:sz w:val="28"/>
-          <w:szCs w:val="28"/>
-        </w:rPr>
-        <w:t>20</w:t>
-      </w:r>
-      <w:r>
-        <w:rPr>
-          <w:color w:val="BCBEC4"/>
-          <w:sz w:val="28"/>
-          <w:szCs w:val="28"/>
-        </w:rPr>
-        <w:t xml:space="preserve">) </w:t>
-      </w:r>
-      <w:r>
-        <w:rPr>
-          <w:color w:val="57AAF7"/>
-          <w:sz w:val="28"/>
-          <w:szCs w:val="28"/>
-        </w:rPr>
-        <w:t xml:space="preserve">&lt;&lt; </w:t>
-      </w:r>
-      <w:proofErr w:type="spellStart"/>
-      <w:r>
-        <w:rPr>
-          <w:color w:val="BCBEC4"/>
-          <w:sz w:val="28"/>
-          <w:szCs w:val="28"/>
-        </w:rPr>
-        <w:t>Yx</w:t>
-      </w:r>
-      <w:proofErr w:type="spellEnd"/>
-      <w:r>
-        <w:rPr>
-          <w:color w:val="BCBEC4"/>
-          <w:sz w:val="28"/>
-          <w:szCs w:val="28"/>
-        </w:rPr>
-        <w:br/>
-        <w:t xml:space="preserve">       </w:t>
-      </w:r>
-      <w:r>
-        <w:rPr>
-          <w:color w:val="57AAF7"/>
-          <w:sz w:val="28"/>
-          <w:szCs w:val="28"/>
-        </w:rPr>
-        <w:t xml:space="preserve">&lt;&lt; </w:t>
-      </w:r>
-      <w:proofErr w:type="spellStart"/>
-      <w:r>
-        <w:rPr>
-          <w:color w:val="56A8F5"/>
-          <w:sz w:val="28"/>
-          <w:szCs w:val="28"/>
-        </w:rPr>
-        <w:t>setw</w:t>
-      </w:r>
-      <w:proofErr w:type="spellEnd"/>
-      <w:r>
-        <w:rPr>
-          <w:color w:val="BCBEC4"/>
-          <w:sz w:val="28"/>
-          <w:szCs w:val="28"/>
-        </w:rPr>
-        <w:t>(</w:t>
-      </w:r>
-      <w:r>
-        <w:rPr>
-          <w:color w:val="2AACB8"/>
-          <w:sz w:val="28"/>
-          <w:szCs w:val="28"/>
-        </w:rPr>
-        <w:t>20</w:t>
-      </w:r>
-      <w:r>
-        <w:rPr>
-          <w:color w:val="BCBEC4"/>
-          <w:sz w:val="28"/>
-          <w:szCs w:val="28"/>
-        </w:rPr>
-        <w:t xml:space="preserve">) </w:t>
-      </w:r>
-      <w:r>
-        <w:rPr>
-          <w:color w:val="57AAF7"/>
-          <w:sz w:val="28"/>
-          <w:szCs w:val="28"/>
-        </w:rPr>
-        <w:t xml:space="preserve">&lt;&lt; </w:t>
-      </w:r>
-      <w:proofErr w:type="spellStart"/>
-      <w:r>
-        <w:rPr>
-          <w:color w:val="BCBEC4"/>
-          <w:sz w:val="28"/>
-          <w:szCs w:val="28"/>
-        </w:rPr>
-        <w:t>Sx</w:t>
-      </w:r>
-      <w:proofErr w:type="spellEnd"/>
-      <w:r>
-        <w:rPr>
-          <w:color w:val="BCBEC4"/>
-          <w:sz w:val="28"/>
-          <w:szCs w:val="28"/>
-        </w:rPr>
-        <w:br/>
-        <w:t xml:space="preserve">       </w:t>
-      </w:r>
-      <w:r>
-        <w:rPr>
-          <w:color w:val="57AAF7"/>
-          <w:sz w:val="28"/>
-          <w:szCs w:val="28"/>
-        </w:rPr>
-        <w:t xml:space="preserve">&lt;&lt; </w:t>
-      </w:r>
-      <w:proofErr w:type="spellStart"/>
-      <w:r>
-        <w:rPr>
-          <w:color w:val="56A8F5"/>
-          <w:sz w:val="28"/>
-          <w:szCs w:val="28"/>
-        </w:rPr>
-        <w:t>setw</w:t>
-      </w:r>
-      <w:proofErr w:type="spellEnd"/>
-      <w:r>
-        <w:rPr>
-          <w:color w:val="BCBEC4"/>
-          <w:sz w:val="28"/>
-          <w:szCs w:val="28"/>
-        </w:rPr>
-        <w:t>(</w:t>
-      </w:r>
-      <w:r>
-        <w:rPr>
-          <w:color w:val="2AACB8"/>
-          <w:sz w:val="28"/>
-          <w:szCs w:val="28"/>
-        </w:rPr>
-        <w:t>25</w:t>
-      </w:r>
-      <w:r>
-        <w:rPr>
-          <w:color w:val="BCBEC4"/>
-          <w:sz w:val="28"/>
-          <w:szCs w:val="28"/>
-        </w:rPr>
-        <w:t xml:space="preserve">) </w:t>
-      </w:r>
-      <w:r>
-        <w:rPr>
-          <w:color w:val="57AAF7"/>
-          <w:sz w:val="28"/>
-          <w:szCs w:val="28"/>
-        </w:rPr>
-        <w:t xml:space="preserve">&lt;&lt; </w:t>
-      </w:r>
-      <w:r>
-        <w:rPr>
-          <w:color w:val="BCBEC4"/>
-          <w:sz w:val="28"/>
-          <w:szCs w:val="28"/>
-        </w:rPr>
-        <w:t>YS</w:t>
-      </w:r>
-      <w:r>
-        <w:rPr>
-          <w:color w:val="BCBEC4"/>
-          <w:sz w:val="28"/>
-          <w:szCs w:val="28"/>
-        </w:rPr>
-        <w:br/>
-        <w:t xml:space="preserve">       </w:t>
-      </w:r>
-      <w:r>
-        <w:rPr>
-          <w:color w:val="57AAF7"/>
-          <w:sz w:val="28"/>
-          <w:szCs w:val="28"/>
-        </w:rPr>
-        <w:t xml:space="preserve">&lt;&lt; </w:t>
-      </w:r>
-      <w:proofErr w:type="spellStart"/>
-      <w:r>
-        <w:rPr>
-          <w:color w:val="56A8F5"/>
-          <w:sz w:val="28"/>
-          <w:szCs w:val="28"/>
-        </w:rPr>
-        <w:t>endl</w:t>
-      </w:r>
-      <w:proofErr w:type="spellEnd"/>
-      <w:r>
-        <w:rPr>
-          <w:color w:val="BCBEC4"/>
-          <w:sz w:val="28"/>
-          <w:szCs w:val="28"/>
-        </w:rPr>
-        <w:t>;</w:t>
-      </w:r>
-      <w:r>
-        <w:rPr>
-          <w:color w:val="BCBEC4"/>
-          <w:sz w:val="28"/>
-          <w:szCs w:val="28"/>
-        </w:rPr>
-        <w:br/>
-      </w:r>
-      <w:r>
-        <w:rPr>
-          <w:color w:val="BCBEC4"/>
-          <w:sz w:val="28"/>
-          <w:szCs w:val="28"/>
-        </w:rPr>
-        <w:br/>
-        <w:t xml:space="preserve">       a = a &lt; b - h / </w:t>
-      </w:r>
-      <w:r>
-        <w:rPr>
-          <w:color w:val="2AACB8"/>
-          <w:sz w:val="28"/>
-          <w:szCs w:val="28"/>
-        </w:rPr>
-        <w:t xml:space="preserve">2 </w:t>
-      </w:r>
-      <w:r>
-        <w:rPr>
-          <w:color w:val="BCBEC4"/>
-          <w:sz w:val="28"/>
-          <w:szCs w:val="28"/>
-        </w:rPr>
-        <w:t>? a += h : a;</w:t>
-      </w:r>
-      <w:r>
-        <w:rPr>
-          <w:color w:val="BCBEC4"/>
-          <w:sz w:val="28"/>
-          <w:szCs w:val="28"/>
-        </w:rPr>
-        <w:br/>
-        <w:t xml:space="preserve">   }</w:t>
-      </w:r>
-      <w:r>
-        <w:rPr>
-          <w:color w:val="BCBEC4"/>
-          <w:sz w:val="28"/>
-          <w:szCs w:val="28"/>
+          <w:sz w:val="24"/>
+          <w:szCs w:val="24"/>
         </w:rPr>
         <w:br/>
         <w:t>}</w:t>
@@ -2734,8 +2987,216 @@
         <w:pStyle w:val="HTMLPreformatted"/>
         <w:rPr>
           <w:color w:val="BCBEC4"/>
-          <w:sz w:val="28"/>
-          <w:szCs w:val="28"/>
+          <w:sz w:val="24"/>
+          <w:szCs w:val="24"/>
+        </w:rPr>
+      </w:pPr>
+    </w:p>
+    <w:p>
+      <w:pPr>
+        <w:pStyle w:val="HTMLPreformatted"/>
+        <w:rPr>
+          <w:color w:val="BCBEC4"/>
+          <w:sz w:val="24"/>
+          <w:szCs w:val="24"/>
+        </w:rPr>
+      </w:pPr>
+    </w:p>
+    <w:p>
+      <w:pPr>
+        <w:pStyle w:val="HTMLPreformatted"/>
+        <w:rPr>
+          <w:color w:val="BCBEC4"/>
+          <w:sz w:val="24"/>
+          <w:szCs w:val="24"/>
+        </w:rPr>
+      </w:pPr>
+    </w:p>
+    <w:p>
+      <w:pPr>
+        <w:pStyle w:val="HTMLPreformatted"/>
+        <w:rPr>
+          <w:color w:val="BCBEC4"/>
+          <w:sz w:val="24"/>
+          <w:szCs w:val="24"/>
+        </w:rPr>
+      </w:pPr>
+    </w:p>
+    <w:p>
+      <w:pPr>
+        <w:pStyle w:val="HTMLPreformatted"/>
+        <w:rPr>
+          <w:color w:val="BCBEC4"/>
+          <w:sz w:val="24"/>
+          <w:szCs w:val="24"/>
+        </w:rPr>
+      </w:pPr>
+    </w:p>
+    <w:p>
+      <w:pPr>
+        <w:pStyle w:val="HTMLPreformatted"/>
+        <w:rPr>
+          <w:color w:val="BCBEC4"/>
+          <w:sz w:val="24"/>
+          <w:szCs w:val="24"/>
+        </w:rPr>
+      </w:pPr>
+    </w:p>
+    <w:p>
+      <w:pPr>
+        <w:pStyle w:val="HTMLPreformatted"/>
+        <w:rPr>
+          <w:color w:val="BCBEC4"/>
+          <w:sz w:val="24"/>
+          <w:szCs w:val="24"/>
+        </w:rPr>
+      </w:pPr>
+    </w:p>
+    <w:p>
+      <w:pPr>
+        <w:pStyle w:val="HTMLPreformatted"/>
+        <w:rPr>
+          <w:color w:val="BCBEC4"/>
+          <w:sz w:val="24"/>
+          <w:szCs w:val="24"/>
+        </w:rPr>
+      </w:pPr>
+    </w:p>
+    <w:p>
+      <w:pPr>
+        <w:pStyle w:val="HTMLPreformatted"/>
+        <w:rPr>
+          <w:color w:val="BCBEC4"/>
+          <w:sz w:val="24"/>
+          <w:szCs w:val="24"/>
+        </w:rPr>
+      </w:pPr>
+    </w:p>
+    <w:p>
+      <w:pPr>
+        <w:pStyle w:val="HTMLPreformatted"/>
+        <w:rPr>
+          <w:color w:val="BCBEC4"/>
+          <w:sz w:val="24"/>
+          <w:szCs w:val="24"/>
+        </w:rPr>
+      </w:pPr>
+    </w:p>
+    <w:p>
+      <w:pPr>
+        <w:pStyle w:val="HTMLPreformatted"/>
+        <w:rPr>
+          <w:color w:val="BCBEC4"/>
+          <w:sz w:val="24"/>
+          <w:szCs w:val="24"/>
+        </w:rPr>
+      </w:pPr>
+    </w:p>
+    <w:p>
+      <w:pPr>
+        <w:pStyle w:val="HTMLPreformatted"/>
+        <w:rPr>
+          <w:color w:val="BCBEC4"/>
+          <w:sz w:val="24"/>
+          <w:szCs w:val="24"/>
+        </w:rPr>
+      </w:pPr>
+    </w:p>
+    <w:p>
+      <w:pPr>
+        <w:pStyle w:val="HTMLPreformatted"/>
+        <w:rPr>
+          <w:color w:val="BCBEC4"/>
+          <w:sz w:val="24"/>
+          <w:szCs w:val="24"/>
+        </w:rPr>
+      </w:pPr>
+    </w:p>
+    <w:p>
+      <w:pPr>
+        <w:pStyle w:val="HTMLPreformatted"/>
+        <w:rPr>
+          <w:color w:val="BCBEC4"/>
+          <w:sz w:val="24"/>
+          <w:szCs w:val="24"/>
+        </w:rPr>
+      </w:pPr>
+    </w:p>
+    <w:p>
+      <w:pPr>
+        <w:pStyle w:val="HTMLPreformatted"/>
+        <w:rPr>
+          <w:color w:val="BCBEC4"/>
+          <w:sz w:val="24"/>
+          <w:szCs w:val="24"/>
+        </w:rPr>
+      </w:pPr>
+    </w:p>
+    <w:p>
+      <w:pPr>
+        <w:pStyle w:val="HTMLPreformatted"/>
+        <w:rPr>
+          <w:color w:val="BCBEC4"/>
+          <w:sz w:val="24"/>
+          <w:szCs w:val="24"/>
+        </w:rPr>
+      </w:pPr>
+    </w:p>
+    <w:p>
+      <w:pPr>
+        <w:pStyle w:val="HTMLPreformatted"/>
+        <w:rPr>
+          <w:color w:val="BCBEC4"/>
+          <w:sz w:val="24"/>
+          <w:szCs w:val="24"/>
+        </w:rPr>
+      </w:pPr>
+    </w:p>
+    <w:p>
+      <w:pPr>
+        <w:pStyle w:val="HTMLPreformatted"/>
+        <w:rPr>
+          <w:color w:val="BCBEC4"/>
+          <w:sz w:val="24"/>
+          <w:szCs w:val="24"/>
+        </w:rPr>
+      </w:pPr>
+    </w:p>
+    <w:p>
+      <w:pPr>
+        <w:pStyle w:val="HTMLPreformatted"/>
+        <w:rPr>
+          <w:color w:val="BCBEC4"/>
+          <w:sz w:val="24"/>
+          <w:szCs w:val="24"/>
+        </w:rPr>
+      </w:pPr>
+    </w:p>
+    <w:p>
+      <w:pPr>
+        <w:pStyle w:val="HTMLPreformatted"/>
+        <w:rPr>
+          <w:color w:val="BCBEC4"/>
+          <w:sz w:val="24"/>
+          <w:szCs w:val="24"/>
+        </w:rPr>
+      </w:pPr>
+    </w:p>
+    <w:p>
+      <w:pPr>
+        <w:pStyle w:val="HTMLPreformatted"/>
+        <w:rPr>
+          <w:color w:val="BCBEC4"/>
+          <w:sz w:val="24"/>
+          <w:szCs w:val="24"/>
+        </w:rPr>
+      </w:pPr>
+    </w:p>
+    <w:p>
+      <w:pPr>
+        <w:pStyle w:val="HTMLPreformatted"/>
+        <w:rPr>
+          <w:color w:val="BCBEC4"/>
         </w:rPr>
       </w:pPr>
     </w:p>
@@ -2763,6 +3224,7 @@
           <w:i w:val="0"/>
           <w:szCs w:val="28"/>
         </w:rPr>
+        <w:lastRenderedPageBreak/>
         <w:t xml:space="preserve">Результат </w:t>
       </w:r>
       <w:r>
@@ -2811,10 +3273,10 @@
           <w14:ligatures w14:val="standardContextual"/>
         </w:rPr>
         <w:drawing>
-          <wp:inline distT="0" distB="0" distL="0" distR="0" wp14:anchorId="66BE7463" wp14:editId="5DC4572F">
-            <wp:extent cx="6692265" cy="3974465"/>
+          <wp:inline distT="0" distB="0" distL="0" distR="0" wp14:anchorId="61B8BA69" wp14:editId="51379839">
+            <wp:extent cx="6692265" cy="3966210"/>
             <wp:effectExtent l="0" t="0" r="0" b="0"/>
-            <wp:docPr id="317627695" name="Picture 2"/>
+            <wp:docPr id="1622048653" name="Picture 1"/>
             <wp:cNvGraphicFramePr>
               <a:graphicFrameLocks xmlns:a="http://schemas.openxmlformats.org/drawingml/2006/main" noChangeAspect="1"/>
             </wp:cNvGraphicFramePr>
@@ -2822,7 +3284,7 @@
               <a:graphicData uri="http://schemas.openxmlformats.org/drawingml/2006/picture">
                 <pic:pic xmlns:pic="http://schemas.openxmlformats.org/drawingml/2006/picture">
                   <pic:nvPicPr>
-                    <pic:cNvPr id="317627695" name="Picture 317627695"/>
+                    <pic:cNvPr id="1622048653" name="Picture 1622048653"/>
                     <pic:cNvPicPr/>
                   </pic:nvPicPr>
                   <pic:blipFill>
@@ -2840,7 +3302,7 @@
                   <pic:spPr>
                     <a:xfrm>
                       <a:off x="0" y="0"/>
-                      <a:ext cx="6692265" cy="3974465"/>
+                      <a:ext cx="6692265" cy="3966210"/>
                     </a:xfrm>
                     <a:prstGeom prst="rect">
                       <a:avLst/>
@@ -2989,23 +3451,7 @@
           <w:iCs/>
           <w:szCs w:val="24"/>
         </w:rPr>
-        <w:t xml:space="preserve"> значения фун</w:t>
-      </w:r>
-      <w:r>
-        <w:rPr>
-          <w:i w:val="0"/>
-          <w:iCs/>
-          <w:szCs w:val="24"/>
-        </w:rPr>
-        <w:t>к</w:t>
-      </w:r>
-      <w:r>
-        <w:rPr>
-          <w:i w:val="0"/>
-          <w:iCs/>
-          <w:szCs w:val="24"/>
-        </w:rPr>
-        <w:t>ции Y(x), суммы S(x) и |Y(x)–S(x)| и выве</w:t>
+        <w:t xml:space="preserve"> значения функции Y(x), суммы S(x) и |Y(x)–S(x)| и выве</w:t>
       </w:r>
       <w:r>
         <w:rPr>
@@ -3021,23 +3467,7 @@
           <w:iCs/>
           <w:szCs w:val="24"/>
         </w:rPr>
-        <w:t>в виде та</w:t>
-      </w:r>
-      <w:r>
-        <w:rPr>
-          <w:i w:val="0"/>
-          <w:iCs/>
-          <w:szCs w:val="24"/>
-        </w:rPr>
-        <w:t>б</w:t>
-      </w:r>
-      <w:r>
-        <w:rPr>
-          <w:i w:val="0"/>
-          <w:iCs/>
-          <w:szCs w:val="24"/>
-        </w:rPr>
-        <w:t>лицы.</w:t>
+        <w:t>в виде таблицы.</w:t>
       </w:r>
       <w:r>
         <w:rPr>
@@ -3069,39 +3499,7 @@
           <w:iCs/>
           <w:szCs w:val="24"/>
         </w:rPr>
-        <w:t xml:space="preserve"> для a = 0,1; b = 1,0; h = 0,1; значение параме</w:t>
-      </w:r>
-      <w:r>
-        <w:rPr>
-          <w:i w:val="0"/>
-          <w:iCs/>
-          <w:szCs w:val="24"/>
-        </w:rPr>
-        <w:t>т</w:t>
-      </w:r>
-      <w:r>
-        <w:rPr>
-          <w:i w:val="0"/>
-          <w:iCs/>
-          <w:szCs w:val="24"/>
-        </w:rPr>
-        <w:t>ра n в</w:t>
-      </w:r>
-      <w:r>
-        <w:rPr>
-          <w:i w:val="0"/>
-          <w:iCs/>
-          <w:szCs w:val="24"/>
-        </w:rPr>
-        <w:t>ы</w:t>
-      </w:r>
-      <w:r>
-        <w:rPr>
-          <w:i w:val="0"/>
-          <w:iCs/>
-          <w:szCs w:val="24"/>
-        </w:rPr>
-        <w:t>бра</w:t>
+        <w:t xml:space="preserve"> для a = 0,1; b = 1,0; h = 0,1; значение параметра n выбра</w:t>
       </w:r>
       <w:r>
         <w:rPr>
